--- a/docassemble/ImmigrationWorkAuthorization/data/templates/TPS_legal_screener.docx
+++ b/docassemble/ImmigrationWorkAuthorization/data/templates/TPS_legal_screener.docx
@@ -1,6 +1,6 @@
 
 <file path=word/document.xml><?xml version="1.0" encoding="utf-8"?>
-<w:document xmlns:wpc="http://schemas.microsoft.com/office/word/2010/wordprocessingCanvas" xmlns:cx="http://schemas.microsoft.com/office/drawing/2014/chartex" xmlns:cx1="http://schemas.microsoft.com/office/drawing/2015/9/8/chartex" xmlns:mc="http://schemas.openxmlformats.org/markup-compatibility/2006" xmlns:o="urn:schemas-microsoft-com:office:office" xmlns:r="http://schemas.openxmlformats.org/officeDocument/2006/relationships" xmlns:m="http://schemas.openxmlformats.org/officeDocument/2006/math" xmlns:v="urn:schemas-microsoft-com:vml" xmlns:wp14="http://schemas.microsoft.com/office/word/2010/wordprocessingDrawing" xmlns:wp="http://schemas.openxmlformats.org/drawingml/2006/wordprocessingDrawing" xmlns:w10="urn:schemas-microsoft-com:office:word" xmlns:w="http://schemas.openxmlformats.org/wordprocessingml/2006/main" xmlns:w14="http://schemas.microsoft.com/office/word/2010/wordml" xmlns:w15="http://schemas.microsoft.com/office/word/2012/wordml" xmlns:w16se="http://schemas.microsoft.com/office/word/2015/wordml/symex" xmlns:wpg="http://schemas.microsoft.com/office/word/2010/wordprocessingGroup" xmlns:wpi="http://schemas.microsoft.com/office/word/2010/wordprocessingInk" xmlns:wne="http://schemas.microsoft.com/office/word/2006/wordml" xmlns:wps="http://schemas.microsoft.com/office/word/2010/wordprocessingShape" mc:Ignorable="w14 w15 w16se wp14">
+<w:document xmlns:wpc="http://schemas.microsoft.com/office/word/2010/wordprocessingCanvas" xmlns:cx="http://schemas.microsoft.com/office/drawing/2014/chartex" xmlns:cx1="http://schemas.microsoft.com/office/drawing/2015/9/8/chartex" xmlns:cx2="http://schemas.microsoft.com/office/drawing/2015/10/21/chartex" xmlns:cx3="http://schemas.microsoft.com/office/drawing/2016/5/9/chartex" xmlns:cx4="http://schemas.microsoft.com/office/drawing/2016/5/10/chartex" xmlns:cx5="http://schemas.microsoft.com/office/drawing/2016/5/11/chartex" xmlns:cx6="http://schemas.microsoft.com/office/drawing/2016/5/12/chartex" xmlns:cx7="http://schemas.microsoft.com/office/drawing/2016/5/13/chartex" xmlns:cx8="http://schemas.microsoft.com/office/drawing/2016/5/14/chartex" xmlns:mc="http://schemas.openxmlformats.org/markup-compatibility/2006" xmlns:aink="http://schemas.microsoft.com/office/drawing/2016/ink" xmlns:am3d="http://schemas.microsoft.com/office/drawing/2017/model3d" xmlns:o="urn:schemas-microsoft-com:office:office" xmlns:oel="http://schemas.microsoft.com/office/2019/extlst" xmlns:r="http://schemas.openxmlformats.org/officeDocument/2006/relationships" xmlns:m="http://schemas.openxmlformats.org/officeDocument/2006/math" xmlns:v="urn:schemas-microsoft-com:vml" xmlns:wp14="http://schemas.microsoft.com/office/word/2010/wordprocessingDrawing" xmlns:wp="http://schemas.openxmlformats.org/drawingml/2006/wordprocessingDrawing" xmlns:w10="urn:schemas-microsoft-com:office:word" xmlns:w="http://schemas.openxmlformats.org/wordprocessingml/2006/main" xmlns:w14="http://schemas.microsoft.com/office/word/2010/wordml" xmlns:w15="http://schemas.microsoft.com/office/word/2012/wordml" xmlns:w16cex="http://schemas.microsoft.com/office/word/2018/wordml/cex" xmlns:w16cid="http://schemas.microsoft.com/office/word/2016/wordml/cid" xmlns:w16="http://schemas.microsoft.com/office/word/2018/wordml" xmlns:w16du="http://schemas.microsoft.com/office/word/2023/wordml/word16du" xmlns:w16sdtdh="http://schemas.microsoft.com/office/word/2020/wordml/sdtdatahash" xmlns:w16sdtfl="http://schemas.microsoft.com/office/word/2024/wordml/sdtformatlock" xmlns:w16se="http://schemas.microsoft.com/office/word/2015/wordml/symex" xmlns:wpg="http://schemas.microsoft.com/office/word/2010/wordprocessingGroup" xmlns:wpi="http://schemas.microsoft.com/office/word/2010/wordprocessingInk" xmlns:wne="http://schemas.microsoft.com/office/word/2006/wordml" xmlns:wps="http://schemas.microsoft.com/office/word/2010/wordprocessingShape" mc:Ignorable="w14 w15 w16se w16cid w16 w16cex w16sdtdh w16sdtfl w16du wp14">
   <w:body>
     <w:p>
       <w:pPr>
@@ -33,47 +33,7 @@
           <w:bCs/>
           <w:u w:val="single"/>
         </w:rPr>
-        <w:t>{</w:t>
-      </w:r>
-      <w:proofErr w:type="gramStart"/>
-      <w:r>
-        <w:rPr>
-          <w:rFonts w:eastAsia="Arial" w:cstheme="minorHAnsi"/>
-          <w:b/>
-          <w:bCs/>
-          <w:u w:val="single"/>
-        </w:rPr>
-        <w:t>{ users</w:t>
-      </w:r>
-      <w:proofErr w:type="gramEnd"/>
-      <w:r>
-        <w:rPr>
-          <w:rFonts w:eastAsia="Arial" w:cstheme="minorHAnsi"/>
-          <w:b/>
-          <w:bCs/>
-          <w:u w:val="single"/>
-        </w:rPr>
-        <w:t>[</w:t>
-      </w:r>
-      <w:proofErr w:type="spellStart"/>
-      <w:r>
-        <w:rPr>
-          <w:rFonts w:eastAsia="Arial" w:cstheme="minorHAnsi"/>
-          <w:b/>
-          <w:bCs/>
-          <w:u w:val="single"/>
-        </w:rPr>
-        <w:t>i</w:t>
-      </w:r>
-      <w:proofErr w:type="spellEnd"/>
-      <w:r>
-        <w:rPr>
-          <w:rFonts w:eastAsia="Arial" w:cstheme="minorHAnsi"/>
-          <w:b/>
-          <w:bCs/>
-          <w:u w:val="single"/>
-        </w:rPr>
-        <w:t>] }}</w:t>
+        <w:t>{{ users[i] }}</w:t>
       </w:r>
     </w:p>
     <w:p>
@@ -155,7 +115,7 @@
               </wp:anchor>
             </w:drawing>
           </mc:Choice>
-          <mc:Fallback xmlns:w16sdtdh="http://schemas.microsoft.com/office/word/2020/wordml/sdtdatahash" xmlns:w16du="http://schemas.microsoft.com/office/word/2023/wordml/word16du" xmlns:w16="http://schemas.microsoft.com/office/word/2018/wordml" xmlns:w16cid="http://schemas.microsoft.com/office/word/2016/wordml/cid" xmlns:w16cex="http://schemas.microsoft.com/office/word/2018/wordml/cex" xmlns:oel="http://schemas.microsoft.com/office/2019/extlst" xmlns:am3d="http://schemas.microsoft.com/office/drawing/2017/model3d" xmlns:aink="http://schemas.microsoft.com/office/drawing/2016/ink" xmlns:cx8="http://schemas.microsoft.com/office/drawing/2016/5/14/chartex" xmlns:cx7="http://schemas.microsoft.com/office/drawing/2016/5/13/chartex" xmlns:cx6="http://schemas.microsoft.com/office/drawing/2016/5/12/chartex" xmlns:cx5="http://schemas.microsoft.com/office/drawing/2016/5/11/chartex" xmlns:cx4="http://schemas.microsoft.com/office/drawing/2016/5/10/chartex" xmlns:cx3="http://schemas.microsoft.com/office/drawing/2016/5/9/chartex" xmlns:cx2="http://schemas.microsoft.com/office/drawing/2015/10/21/chartex">
+          <mc:Fallback>
             <w:pict>
               <v:rect w14:anchorId="3BA0CBEC" id="Rectangle 327393054" o:spid="_x0000_s1026" style="position:absolute;margin-left:0;margin-top:18.5pt;width:552pt;height:208.5pt;z-index:251658240;visibility:visible;mso-wrap-style:square;mso-height-percent:0;mso-wrap-distance-left:9pt;mso-wrap-distance-top:0;mso-wrap-distance-right:9pt;mso-wrap-distance-bottom:0;mso-position-horizontal:center;mso-position-horizontal-relative:margin;mso-position-vertical:absolute;mso-position-vertical-relative:text;mso-height-percent:0;mso-height-relative:margin;v-text-anchor:middle" o:gfxdata="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" filled="f" strokecolor="red" strokeweight="1pt">
                 <w10:wrap anchorx="margin"/>
@@ -178,25 +138,7 @@
           <w:b/>
           <w:bCs/>
         </w:rPr>
-        <w:t>{</w:t>
-      </w:r>
-      <w:proofErr w:type="gramStart"/>
-      <w:r>
-        <w:rPr>
-          <w:rFonts w:eastAsia="Arial" w:cstheme="minorHAnsi"/>
-          <w:b/>
-          <w:bCs/>
-        </w:rPr>
-        <w:t>{ preparer</w:t>
-      </w:r>
-      <w:proofErr w:type="gramEnd"/>
-      <w:r>
-        <w:rPr>
-          <w:rFonts w:eastAsia="Arial" w:cstheme="minorHAnsi"/>
-          <w:b/>
-          <w:bCs/>
-        </w:rPr>
-        <w:t xml:space="preserve"> }}</w:t>
+        <w:t>{{ preparer }}</w:t>
       </w:r>
       <w:r>
         <w:rPr>
@@ -268,43 +210,7 @@
           <w:b/>
           <w:bCs/>
         </w:rPr>
-        <w:t>{</w:t>
-      </w:r>
-      <w:proofErr w:type="gramStart"/>
-      <w:r>
-        <w:rPr>
-          <w:rFonts w:eastAsia="Arial" w:cstheme="minorHAnsi"/>
-          <w:b/>
-          <w:bCs/>
-        </w:rPr>
-        <w:t xml:space="preserve">{ </w:t>
-      </w:r>
-      <w:proofErr w:type="spellStart"/>
-      <w:r>
-        <w:rPr>
-          <w:rFonts w:eastAsia="Arial" w:cstheme="minorHAnsi"/>
-          <w:b/>
-          <w:bCs/>
-        </w:rPr>
-        <w:t>supervisor</w:t>
-      </w:r>
-      <w:proofErr w:type="gramEnd"/>
-      <w:r>
-        <w:rPr>
-          <w:rFonts w:eastAsia="Arial" w:cstheme="minorHAnsi"/>
-          <w:b/>
-          <w:bCs/>
-        </w:rPr>
-        <w:t>_name</w:t>
-      </w:r>
-      <w:proofErr w:type="spellEnd"/>
-      <w:r>
-        <w:rPr>
-          <w:rFonts w:eastAsia="Arial" w:cstheme="minorHAnsi"/>
-          <w:b/>
-          <w:bCs/>
-        </w:rPr>
-        <w:t xml:space="preserve"> }}</w:t>
+        <w:t>{{ supervisor_name }}</w:t>
       </w:r>
     </w:p>
     <w:p>
@@ -348,95 +254,7 @@
           <w:i/>
           <w:iCs/>
         </w:rPr>
-        <w:t xml:space="preserve">{% if </w:t>
-      </w:r>
-      <w:proofErr w:type="spellStart"/>
-      <w:r>
-        <w:rPr>
-          <w:rFonts w:eastAsia="Arial" w:cstheme="minorHAnsi"/>
-          <w:b/>
-          <w:bCs/>
-          <w:i/>
-          <w:iCs/>
-        </w:rPr>
-        <w:t>supervisor_overall_approval_status</w:t>
-      </w:r>
-      <w:proofErr w:type="spellEnd"/>
-      <w:r>
-        <w:rPr>
-          <w:rFonts w:eastAsia="Arial" w:cstheme="minorHAnsi"/>
-          <w:b/>
-          <w:bCs/>
-          <w:i/>
-          <w:iCs/>
-        </w:rPr>
-        <w:t xml:space="preserve"> == "approved" or (</w:t>
-      </w:r>
-      <w:proofErr w:type="spellStart"/>
-      <w:r>
-        <w:rPr>
-          <w:rFonts w:eastAsia="Arial" w:cstheme="minorHAnsi"/>
-          <w:b/>
-          <w:bCs/>
-          <w:i/>
-          <w:iCs/>
-        </w:rPr>
-        <w:t>supervisor_overall_approval_status</w:t>
-      </w:r>
-      <w:proofErr w:type="spellEnd"/>
-      <w:r>
-        <w:rPr>
-          <w:rFonts w:eastAsia="Arial" w:cstheme="minorHAnsi"/>
-          <w:b/>
-          <w:bCs/>
-          <w:i/>
-          <w:iCs/>
-        </w:rPr>
-        <w:t xml:space="preserve"> == "mixed" and users[</w:t>
-      </w:r>
-      <w:proofErr w:type="spellStart"/>
-      <w:r>
-        <w:rPr>
-          <w:rFonts w:eastAsia="Arial" w:cstheme="minorHAnsi"/>
-          <w:b/>
-          <w:bCs/>
-          <w:i/>
-          <w:iCs/>
-        </w:rPr>
-        <w:t>i</w:t>
-      </w:r>
-      <w:proofErr w:type="spellEnd"/>
-      <w:r>
-        <w:rPr>
-          <w:rFonts w:eastAsia="Arial" w:cstheme="minorHAnsi"/>
-          <w:b/>
-          <w:bCs/>
-          <w:i/>
-          <w:iCs/>
-        </w:rPr>
-        <w:t xml:space="preserve">] in </w:t>
-      </w:r>
-      <w:proofErr w:type="spellStart"/>
-      <w:r>
-        <w:rPr>
-          <w:rFonts w:eastAsia="Arial" w:cstheme="minorHAnsi"/>
-          <w:b/>
-          <w:bCs/>
-          <w:i/>
-          <w:iCs/>
-        </w:rPr>
-        <w:t>approved_applications</w:t>
-      </w:r>
-      <w:proofErr w:type="spellEnd"/>
-      <w:r>
-        <w:rPr>
-          <w:rFonts w:eastAsia="Arial" w:cstheme="minorHAnsi"/>
-          <w:b/>
-          <w:bCs/>
-          <w:i/>
-          <w:iCs/>
-        </w:rPr>
-        <w:t>) %}</w:t>
+        <w:t>{% if supervisor_overall_approval_status == "approved" or (supervisor_overall_approval_status == "mixed" and users[i] in approved_applications) %}</w:t>
       </w:r>
     </w:p>
     <w:p>
@@ -612,33 +430,8 @@
           <w:rFonts w:eastAsia="Arial" w:cstheme="minorHAnsi"/>
           <w:color w:val="000000" w:themeColor="text1"/>
         </w:rPr>
-        <w:t xml:space="preserve"> for addendum in users[</w:t>
+        <w:t xml:space="preserve"> for addendum in users[i].addenda.true_values</w:t>
       </w:r>
-      <w:proofErr w:type="spellStart"/>
-      <w:r>
-        <w:rPr>
-          <w:rFonts w:eastAsia="Arial" w:cstheme="minorHAnsi"/>
-          <w:color w:val="000000" w:themeColor="text1"/>
-        </w:rPr>
-        <w:t>i</w:t>
-      </w:r>
-      <w:proofErr w:type="spellEnd"/>
-      <w:r>
-        <w:rPr>
-          <w:rFonts w:eastAsia="Arial" w:cstheme="minorHAnsi"/>
-          <w:color w:val="000000" w:themeColor="text1"/>
-        </w:rPr>
-        <w:t>].</w:t>
-      </w:r>
-      <w:proofErr w:type="spellStart"/>
-      <w:r>
-        <w:rPr>
-          <w:rFonts w:eastAsia="Arial" w:cstheme="minorHAnsi"/>
-          <w:color w:val="000000" w:themeColor="text1"/>
-        </w:rPr>
-        <w:t>addenda.true_values</w:t>
-      </w:r>
-      <w:proofErr w:type="spellEnd"/>
       <w:r>
         <w:rPr>
           <w:rFonts w:eastAsia="Arial" w:cstheme="minorHAnsi"/>
@@ -707,23 +500,7 @@
           <w:rFonts w:eastAsia="Arial" w:cstheme="minorHAnsi"/>
           <w:color w:val="000000" w:themeColor="text1"/>
         </w:rPr>
-        <w:t xml:space="preserve"> </w:t>
-      </w:r>
-      <w:proofErr w:type="spellStart"/>
-      <w:r>
-        <w:rPr>
-          <w:rFonts w:eastAsia="Arial" w:cstheme="minorHAnsi"/>
-          <w:color w:val="000000" w:themeColor="text1"/>
-        </w:rPr>
-        <w:t>endfor</w:t>
-      </w:r>
-      <w:proofErr w:type="spellEnd"/>
-      <w:r>
-        <w:rPr>
-          <w:rFonts w:eastAsia="Arial" w:cstheme="minorHAnsi"/>
-          <w:color w:val="000000" w:themeColor="text1"/>
-        </w:rPr>
-        <w:t xml:space="preserve"> %}</w:t>
+        <w:t xml:space="preserve"> endfor %}</w:t>
       </w:r>
     </w:p>
     <w:p>
@@ -745,117 +522,7 @@
           <w:i/>
           <w:iCs/>
         </w:rPr>
-        <w:t xml:space="preserve">{% if </w:t>
-      </w:r>
-      <w:proofErr w:type="spellStart"/>
-      <w:r>
-        <w:rPr>
-          <w:rFonts w:eastAsia="Arial" w:cstheme="minorHAnsi"/>
-          <w:b/>
-          <w:bCs/>
-          <w:i/>
-          <w:iCs/>
-        </w:rPr>
-        <w:t>supervisor_overall_approval_status</w:t>
-      </w:r>
-      <w:proofErr w:type="spellEnd"/>
-      <w:r>
-        <w:rPr>
-          <w:rFonts w:eastAsia="Arial" w:cstheme="minorHAnsi"/>
-          <w:b/>
-          <w:bCs/>
-          <w:i/>
-          <w:iCs/>
-        </w:rPr>
-        <w:t xml:space="preserve"> == "</w:t>
-      </w:r>
-      <w:proofErr w:type="spellStart"/>
-      <w:r>
-        <w:rPr>
-          <w:rFonts w:eastAsia="Arial" w:cstheme="minorHAnsi"/>
-          <w:b/>
-          <w:bCs/>
-          <w:i/>
-          <w:iCs/>
-        </w:rPr>
-        <w:t>screened_out</w:t>
-      </w:r>
-      <w:proofErr w:type="spellEnd"/>
-      <w:r>
-        <w:rPr>
-          <w:rFonts w:eastAsia="Arial" w:cstheme="minorHAnsi"/>
-          <w:b/>
-          <w:bCs/>
-          <w:i/>
-          <w:iCs/>
-        </w:rPr>
-        <w:t>" or (</w:t>
-      </w:r>
-      <w:proofErr w:type="spellStart"/>
-      <w:r>
-        <w:rPr>
-          <w:rFonts w:eastAsia="Arial" w:cstheme="minorHAnsi"/>
-          <w:b/>
-          <w:bCs/>
-          <w:i/>
-          <w:iCs/>
-        </w:rPr>
-        <w:t>supervisor_overall_approval_status</w:t>
-      </w:r>
-      <w:proofErr w:type="spellEnd"/>
-      <w:r>
-        <w:rPr>
-          <w:rFonts w:eastAsia="Arial" w:cstheme="minorHAnsi"/>
-          <w:b/>
-          <w:bCs/>
-          <w:i/>
-          <w:iCs/>
-        </w:rPr>
-        <w:t xml:space="preserve"> == "mixed" and users[</w:t>
-      </w:r>
-      <w:proofErr w:type="spellStart"/>
-      <w:r>
-        <w:rPr>
-          <w:rFonts w:eastAsia="Arial" w:cstheme="minorHAnsi"/>
-          <w:b/>
-          <w:bCs/>
-          <w:i/>
-          <w:iCs/>
-        </w:rPr>
-        <w:t>i</w:t>
-      </w:r>
-      <w:proofErr w:type="spellEnd"/>
-      <w:r>
-        <w:rPr>
-          <w:rFonts w:eastAsia="Arial" w:cstheme="minorHAnsi"/>
-          <w:b/>
-          <w:bCs/>
-          <w:i/>
-          <w:iCs/>
-        </w:rPr>
-        <w:t xml:space="preserve">] not in </w:t>
-      </w:r>
-      <w:proofErr w:type="spellStart"/>
-      <w:r>
-        <w:rPr>
-          <w:rFonts w:eastAsia="Arial" w:cstheme="minorHAnsi"/>
-          <w:b/>
-          <w:bCs/>
-          <w:i/>
-          <w:iCs/>
-        </w:rPr>
-        <w:t>approved_applications</w:t>
-      </w:r>
-      <w:proofErr w:type="spellEnd"/>
-      <w:r>
-        <w:rPr>
-          <w:rFonts w:eastAsia="Arial" w:cstheme="minorHAnsi"/>
-          <w:b/>
-          <w:bCs/>
-          <w:i/>
-          <w:iCs/>
-        </w:rPr>
-        <w:t>) %}</w:t>
+        <w:t>{% if supervisor_overall_approval_status == "screened_out" or (supervisor_overall_approval_status == "mixed" and users[i] not in approved_applications) %}</w:t>
       </w:r>
     </w:p>
     <w:p>
@@ -1007,23 +674,7 @@
                 <w:rFonts w:eastAsia="Arial" w:cstheme="minorHAnsi"/>
                 <w:color w:val="000000" w:themeColor="text1"/>
               </w:rPr>
-              <w:t xml:space="preserve">{{ </w:t>
-            </w:r>
-            <w:proofErr w:type="spellStart"/>
-            <w:r>
-              <w:rPr>
-                <w:rFonts w:eastAsia="Arial" w:cstheme="minorHAnsi"/>
-                <w:color w:val="000000" w:themeColor="text1"/>
-              </w:rPr>
-              <w:t>supervisor_notes</w:t>
-            </w:r>
-            <w:proofErr w:type="spellEnd"/>
-            <w:r>
-              <w:rPr>
-                <w:rFonts w:eastAsia="Arial" w:cstheme="minorHAnsi"/>
-                <w:color w:val="000000" w:themeColor="text1"/>
-              </w:rPr>
-              <w:t xml:space="preserve"> }}</w:t>
+              <w:t>{{ supervisor_notes }}</w:t>
             </w:r>
           </w:p>
         </w:tc>
@@ -1227,132 +878,55 @@
                 <w:b/>
                 <w:color w:val="000000" w:themeColor="text1"/>
               </w:rPr>
+              <w:t>{{ yesno(users[i].country_of_birth == "Venezuela") }}</w:t>
+            </w:r>
+          </w:p>
+          <w:p>
+            <w:pPr>
+              <w:rPr>
+                <w:rFonts w:eastAsia="Arial" w:cstheme="minorHAnsi"/>
+                <w:color w:val="000000" w:themeColor="text1"/>
+              </w:rPr>
+            </w:pPr>
+            <w:r>
+              <w:rPr>
+                <w:rFonts w:eastAsia="Arial" w:cstheme="minorHAnsi"/>
+                <w:color w:val="000000" w:themeColor="text1"/>
+              </w:rPr>
+              <w:t>{% if users[i].country_of_birth == "Venezuela" %}</w:t>
+            </w:r>
+          </w:p>
+          <w:p>
+            <w:pPr>
+              <w:rPr>
+                <w:rFonts w:eastAsia="Arial" w:cstheme="minorHAnsi"/>
+                <w:iCs/>
+                <w:color w:val="000000" w:themeColor="text1"/>
+              </w:rPr>
+            </w:pPr>
+            <w:r>
+              <w:rPr>
+                <w:rFonts w:eastAsia="Arial" w:cstheme="minorHAnsi"/>
+                <w:color w:val="000000" w:themeColor="text1"/>
+              </w:rPr>
+              <w:t>P</w:t>
+            </w:r>
+            <w:r>
+              <w:rPr>
+                <w:rFonts w:eastAsia="Arial" w:cstheme="minorHAnsi"/>
+                <w:color w:val="000000" w:themeColor="text1"/>
+              </w:rPr>
+              <w:t xml:space="preserve">roof of birth country: </w:t>
+            </w:r>
+            <w:r>
+              <w:rPr>
+                <w:rFonts w:eastAsia="Arial" w:cstheme="minorHAnsi"/>
+                <w:b/>
+                <w:bCs/>
+                <w:color w:val="000000" w:themeColor="text1"/>
+              </w:rPr>
               <w:t xml:space="preserve">{{ </w:t>
             </w:r>
-            <w:proofErr w:type="spellStart"/>
-            <w:r>
-              <w:rPr>
-                <w:rFonts w:eastAsia="Arial" w:cstheme="minorHAnsi"/>
-                <w:b/>
-                <w:color w:val="000000" w:themeColor="text1"/>
-              </w:rPr>
-              <w:t>yesno</w:t>
-            </w:r>
-            <w:proofErr w:type="spellEnd"/>
-            <w:r>
-              <w:rPr>
-                <w:rFonts w:eastAsia="Arial" w:cstheme="minorHAnsi"/>
-                <w:b/>
-                <w:color w:val="000000" w:themeColor="text1"/>
-              </w:rPr>
-              <w:t>(users[</w:t>
-            </w:r>
-            <w:proofErr w:type="spellStart"/>
-            <w:r>
-              <w:rPr>
-                <w:rFonts w:eastAsia="Arial" w:cstheme="minorHAnsi"/>
-                <w:b/>
-                <w:color w:val="000000" w:themeColor="text1"/>
-              </w:rPr>
-              <w:t>i</w:t>
-            </w:r>
-            <w:proofErr w:type="spellEnd"/>
-            <w:r>
-              <w:rPr>
-                <w:rFonts w:eastAsia="Arial" w:cstheme="minorHAnsi"/>
-                <w:b/>
-                <w:color w:val="000000" w:themeColor="text1"/>
-              </w:rPr>
-              <w:t>].</w:t>
-            </w:r>
-            <w:proofErr w:type="spellStart"/>
-            <w:r>
-              <w:rPr>
-                <w:rFonts w:eastAsia="Arial" w:cstheme="minorHAnsi"/>
-                <w:b/>
-                <w:color w:val="000000" w:themeColor="text1"/>
-              </w:rPr>
-              <w:t>country_of_birth</w:t>
-            </w:r>
-            <w:proofErr w:type="spellEnd"/>
-            <w:r>
-              <w:rPr>
-                <w:rFonts w:eastAsia="Arial" w:cstheme="minorHAnsi"/>
-                <w:b/>
-                <w:color w:val="000000" w:themeColor="text1"/>
-              </w:rPr>
-              <w:t xml:space="preserve"> == "Venezuela") }}</w:t>
-            </w:r>
-          </w:p>
-          <w:p>
-            <w:pPr>
-              <w:rPr>
-                <w:rFonts w:eastAsia="Arial" w:cstheme="minorHAnsi"/>
-                <w:color w:val="000000" w:themeColor="text1"/>
-              </w:rPr>
-            </w:pPr>
-            <w:r>
-              <w:rPr>
-                <w:rFonts w:eastAsia="Arial" w:cstheme="minorHAnsi"/>
-                <w:color w:val="000000" w:themeColor="text1"/>
-              </w:rPr>
-              <w:t>{% if users[</w:t>
-            </w:r>
-            <w:proofErr w:type="spellStart"/>
-            <w:r>
-              <w:rPr>
-                <w:rFonts w:eastAsia="Arial" w:cstheme="minorHAnsi"/>
-                <w:color w:val="000000" w:themeColor="text1"/>
-              </w:rPr>
-              <w:t>i</w:t>
-            </w:r>
-            <w:proofErr w:type="spellEnd"/>
-            <w:r>
-              <w:rPr>
-                <w:rFonts w:eastAsia="Arial" w:cstheme="minorHAnsi"/>
-                <w:color w:val="000000" w:themeColor="text1"/>
-              </w:rPr>
-              <w:t>].</w:t>
-            </w:r>
-            <w:proofErr w:type="spellStart"/>
-            <w:r>
-              <w:rPr>
-                <w:rFonts w:eastAsia="Arial" w:cstheme="minorHAnsi"/>
-                <w:color w:val="000000" w:themeColor="text1"/>
-              </w:rPr>
-              <w:t>country_of_birth</w:t>
-            </w:r>
-            <w:proofErr w:type="spellEnd"/>
-            <w:r>
-              <w:rPr>
-                <w:rFonts w:eastAsia="Arial" w:cstheme="minorHAnsi"/>
-                <w:color w:val="000000" w:themeColor="text1"/>
-              </w:rPr>
-              <w:t xml:space="preserve"> == "Venezuela" %}</w:t>
-            </w:r>
-          </w:p>
-          <w:p>
-            <w:pPr>
-              <w:rPr>
-                <w:rFonts w:eastAsia="Arial" w:cstheme="minorHAnsi"/>
-                <w:iCs/>
-                <w:color w:val="000000" w:themeColor="text1"/>
-              </w:rPr>
-            </w:pPr>
-            <w:r>
-              <w:rPr>
-                <w:rFonts w:eastAsia="Arial" w:cstheme="minorHAnsi"/>
-                <w:color w:val="000000" w:themeColor="text1"/>
-              </w:rPr>
-              <w:t>P</w:t>
-            </w:r>
-            <w:r>
-              <w:rPr>
-                <w:rFonts w:eastAsia="Arial" w:cstheme="minorHAnsi"/>
-                <w:color w:val="000000" w:themeColor="text1"/>
-              </w:rPr>
-              <w:t xml:space="preserve">roof of birth country: </w:t>
-            </w:r>
             <w:r>
               <w:rPr>
                 <w:rFonts w:eastAsia="Arial" w:cstheme="minorHAnsi"/>
@@ -1360,27 +934,7 @@
                 <w:bCs/>
                 <w:color w:val="000000" w:themeColor="text1"/>
               </w:rPr>
-              <w:t xml:space="preserve">{{ </w:t>
-            </w:r>
-            <w:proofErr w:type="spellStart"/>
-            <w:r>
-              <w:rPr>
-                <w:rFonts w:eastAsia="Arial" w:cstheme="minorHAnsi"/>
-                <w:b/>
-                <w:bCs/>
-                <w:color w:val="000000" w:themeColor="text1"/>
-              </w:rPr>
-              <w:t>comma_and_list</w:t>
-            </w:r>
-            <w:proofErr w:type="spellEnd"/>
-            <w:r>
-              <w:rPr>
-                <w:rFonts w:eastAsia="Arial" w:cstheme="minorHAnsi"/>
-                <w:b/>
-                <w:bCs/>
-                <w:color w:val="000000" w:themeColor="text1"/>
-              </w:rPr>
-              <w:t>(</w:t>
+              <w:t>comma_and_list(</w:t>
             </w:r>
             <w:r>
               <w:rPr>
@@ -1399,9 +953,8 @@
                 <w:iCs/>
                 <w:color w:val="000000" w:themeColor="text1"/>
               </w:rPr>
-              <w:t>users[</w:t>
-            </w:r>
-            <w:proofErr w:type="spellStart"/>
+              <w:t>users[i].proof_of_birthplace</w:t>
+            </w:r>
             <w:r>
               <w:rPr>
                 <w:rFonts w:eastAsia="Arial" w:cstheme="minorHAnsi"/>
@@ -1410,9 +963,8 @@
                 <w:iCs/>
                 <w:color w:val="000000" w:themeColor="text1"/>
               </w:rPr>
-              <w:t>i</w:t>
-            </w:r>
-            <w:proofErr w:type="spellEnd"/>
+              <w:t>.true_values()</w:t>
+            </w:r>
             <w:r>
               <w:rPr>
                 <w:rFonts w:eastAsia="Arial" w:cstheme="minorHAnsi"/>
@@ -1421,9 +973,8 @@
                 <w:iCs/>
                 <w:color w:val="000000" w:themeColor="text1"/>
               </w:rPr>
-              <w:t>].</w:t>
-            </w:r>
-            <w:proofErr w:type="spellStart"/>
+              <w:t xml:space="preserve"> )</w:t>
+            </w:r>
             <w:r>
               <w:rPr>
                 <w:rFonts w:eastAsia="Arial" w:cstheme="minorHAnsi"/>
@@ -1432,102 +983,25 @@
                 <w:iCs/>
                 <w:color w:val="000000" w:themeColor="text1"/>
               </w:rPr>
-              <w:t>proof_of_birthplace</w:t>
-            </w:r>
-            <w:r>
-              <w:rPr>
-                <w:rFonts w:eastAsia="Arial" w:cstheme="minorHAnsi"/>
-                <w:b/>
-                <w:bCs/>
+              <w:t xml:space="preserve"> }}</w:t>
+            </w:r>
+          </w:p>
+          <w:p>
+            <w:pPr>
+              <w:rPr>
+                <w:rFonts w:eastAsia="Arial" w:cstheme="minorHAnsi"/>
                 <w:iCs/>
                 <w:color w:val="000000" w:themeColor="text1"/>
               </w:rPr>
-              <w:t>.true_values</w:t>
-            </w:r>
-            <w:proofErr w:type="spellEnd"/>
-            <w:r>
-              <w:rPr>
-                <w:rFonts w:eastAsia="Arial" w:cstheme="minorHAnsi"/>
-                <w:b/>
-                <w:bCs/>
+            </w:pPr>
+            <w:r>
+              <w:rPr>
+                <w:rFonts w:eastAsia="Arial" w:cstheme="minorHAnsi"/>
                 <w:iCs/>
                 <w:color w:val="000000" w:themeColor="text1"/>
               </w:rPr>
-              <w:t>()</w:t>
-            </w:r>
-            <w:r>
-              <w:rPr>
-                <w:rFonts w:eastAsia="Arial" w:cstheme="minorHAnsi"/>
-                <w:b/>
-                <w:bCs/>
-                <w:iCs/>
-                <w:color w:val="000000" w:themeColor="text1"/>
-              </w:rPr>
-              <w:t xml:space="preserve"> )</w:t>
-            </w:r>
-            <w:r>
-              <w:rPr>
-                <w:rFonts w:eastAsia="Arial" w:cstheme="minorHAnsi"/>
-                <w:b/>
-                <w:bCs/>
-                <w:iCs/>
-                <w:color w:val="000000" w:themeColor="text1"/>
-              </w:rPr>
-              <w:t xml:space="preserve"> }}</w:t>
-            </w:r>
-          </w:p>
-          <w:p>
-            <w:pPr>
-              <w:rPr>
-                <w:rFonts w:eastAsia="Arial" w:cstheme="minorHAnsi"/>
-                <w:iCs/>
-                <w:color w:val="000000" w:themeColor="text1"/>
-              </w:rPr>
-            </w:pPr>
-            <w:r>
-              <w:rPr>
-                <w:rFonts w:eastAsia="Arial" w:cstheme="minorHAnsi"/>
-                <w:iCs/>
-                <w:color w:val="000000" w:themeColor="text1"/>
-              </w:rPr>
               <w:tab/>
-              <w:t>{% if users[</w:t>
-            </w:r>
-            <w:proofErr w:type="spellStart"/>
-            <w:r>
-              <w:rPr>
-                <w:rFonts w:eastAsia="Arial" w:cstheme="minorHAnsi"/>
-                <w:iCs/>
-                <w:color w:val="000000" w:themeColor="text1"/>
-              </w:rPr>
-              <w:t>i</w:t>
-            </w:r>
-            <w:proofErr w:type="spellEnd"/>
-            <w:r>
-              <w:rPr>
-                <w:rFonts w:eastAsia="Arial" w:cstheme="minorHAnsi"/>
-                <w:iCs/>
-                <w:color w:val="000000" w:themeColor="text1"/>
-              </w:rPr>
-              <w:t>].</w:t>
-            </w:r>
-            <w:proofErr w:type="spellStart"/>
-            <w:r>
-              <w:rPr>
-                <w:rFonts w:eastAsia="Arial" w:cstheme="minorHAnsi"/>
-                <w:iCs/>
-                <w:color w:val="000000" w:themeColor="text1"/>
-              </w:rPr>
-              <w:t>proof_of_birthplace.all_false</w:t>
-            </w:r>
-            <w:proofErr w:type="spellEnd"/>
-            <w:r>
-              <w:rPr>
-                <w:rFonts w:eastAsia="Arial" w:cstheme="minorHAnsi"/>
-                <w:iCs/>
-                <w:color w:val="000000" w:themeColor="text1"/>
-              </w:rPr>
-              <w:t>() %}</w:t>
+              <w:t>{% if users[i].proof_of_birthplace.all_false() %}</w:t>
             </w:r>
           </w:p>
           <w:p>
@@ -1661,47 +1135,7 @@
                 <w:color w:val="000000" w:themeColor="text1"/>
                 <w:u w:val="single"/>
               </w:rPr>
-              <w:t>{{ users[</w:t>
-            </w:r>
-            <w:proofErr w:type="spellStart"/>
-            <w:r>
-              <w:rPr>
-                <w:rFonts w:eastAsia="Arial" w:cstheme="minorHAnsi"/>
-                <w:b/>
-                <w:color w:val="000000" w:themeColor="text1"/>
-                <w:u w:val="single"/>
-              </w:rPr>
-              <w:t>i</w:t>
-            </w:r>
-            <w:proofErr w:type="spellEnd"/>
-            <w:r>
-              <w:rPr>
-                <w:rFonts w:eastAsia="Arial" w:cstheme="minorHAnsi"/>
-                <w:b/>
-                <w:color w:val="000000" w:themeColor="text1"/>
-                <w:u w:val="single"/>
-              </w:rPr>
-              <w:t>].</w:t>
-            </w:r>
-            <w:proofErr w:type="spellStart"/>
-            <w:r>
-              <w:rPr>
-                <w:rFonts w:eastAsia="Arial" w:cstheme="minorHAnsi"/>
-                <w:b/>
-                <w:color w:val="000000" w:themeColor="text1"/>
-                <w:u w:val="single"/>
-              </w:rPr>
-              <w:t>country_of_birth</w:t>
-            </w:r>
-            <w:proofErr w:type="spellEnd"/>
-            <w:r>
-              <w:rPr>
-                <w:rFonts w:eastAsia="Arial" w:cstheme="minorHAnsi"/>
-                <w:b/>
-                <w:color w:val="000000" w:themeColor="text1"/>
-                <w:u w:val="single"/>
-              </w:rPr>
-              <w:t xml:space="preserve"> }}</w:t>
+              <w:t>{{ users[i].country_of_birth }}</w:t>
             </w:r>
           </w:p>
           <w:p>
@@ -1739,7 +1173,6 @@
               </w:rPr>
               <w:t xml:space="preserve">{{ </w:t>
             </w:r>
-            <w:proofErr w:type="spellStart"/>
             <w:r>
               <w:rPr>
                 <w:rFonts w:eastAsia="Arial" w:cstheme="minorHAnsi"/>
@@ -1747,9 +1180,8 @@
                 <w:color w:val="000000" w:themeColor="text1"/>
                 <w:u w:val="single"/>
               </w:rPr>
-              <w:t>yesno</w:t>
-            </w:r>
-            <w:proofErr w:type="spellEnd"/>
+              <w:t>yesno(</w:t>
+            </w:r>
             <w:r>
               <w:rPr>
                 <w:rFonts w:eastAsia="Arial" w:cstheme="minorHAnsi"/>
@@ -1757,48 +1189,8 @@
                 <w:color w:val="000000" w:themeColor="text1"/>
                 <w:u w:val="single"/>
               </w:rPr>
-              <w:t>(</w:t>
-            </w:r>
-            <w:r>
-              <w:rPr>
-                <w:rFonts w:eastAsia="Arial" w:cstheme="minorHAnsi"/>
-                <w:b/>
-                <w:color w:val="000000" w:themeColor="text1"/>
-                <w:u w:val="single"/>
-              </w:rPr>
-              <w:t>users[</w:t>
-            </w:r>
-            <w:proofErr w:type="spellStart"/>
-            <w:r>
-              <w:rPr>
-                <w:rFonts w:eastAsia="Arial" w:cstheme="minorHAnsi"/>
-                <w:b/>
-                <w:color w:val="000000" w:themeColor="text1"/>
-                <w:u w:val="single"/>
-              </w:rPr>
-              <w:t>i</w:t>
-            </w:r>
-            <w:proofErr w:type="spellEnd"/>
-            <w:r>
-              <w:rPr>
-                <w:rFonts w:eastAsia="Arial" w:cstheme="minorHAnsi"/>
-                <w:b/>
-                <w:color w:val="000000" w:themeColor="text1"/>
-                <w:u w:val="single"/>
-              </w:rPr>
-              <w:t>].</w:t>
-            </w:r>
-            <w:proofErr w:type="spellStart"/>
-            <w:r>
-              <w:rPr>
-                <w:rFonts w:eastAsia="Arial" w:cstheme="minorHAnsi"/>
-                <w:b/>
-                <w:color w:val="000000" w:themeColor="text1"/>
-                <w:u w:val="single"/>
-              </w:rPr>
-              <w:t>parents_from_venezuela</w:t>
-            </w:r>
-            <w:proofErr w:type="spellEnd"/>
+              <w:t>users[i].parents_from_venezuela</w:t>
+            </w:r>
             <w:r>
               <w:rPr>
                 <w:rFonts w:eastAsia="Arial" w:cstheme="minorHAnsi"/>
@@ -1844,67 +1236,7 @@
                 <w:color w:val="000000" w:themeColor="text1"/>
                 <w:u w:val="single"/>
               </w:rPr>
-              <w:t xml:space="preserve">{{ </w:t>
-            </w:r>
-            <w:proofErr w:type="spellStart"/>
-            <w:r>
-              <w:rPr>
-                <w:rFonts w:eastAsia="Arial" w:cstheme="minorHAnsi"/>
-                <w:b/>
-                <w:color w:val="000000" w:themeColor="text1"/>
-                <w:u w:val="single"/>
-              </w:rPr>
-              <w:t>yesno</w:t>
-            </w:r>
-            <w:proofErr w:type="spellEnd"/>
-            <w:r>
-              <w:rPr>
-                <w:rFonts w:eastAsia="Arial" w:cstheme="minorHAnsi"/>
-                <w:b/>
-                <w:color w:val="000000" w:themeColor="text1"/>
-                <w:u w:val="single"/>
-              </w:rPr>
-              <w:t>(users[</w:t>
-            </w:r>
-            <w:proofErr w:type="spellStart"/>
-            <w:r>
-              <w:rPr>
-                <w:rFonts w:eastAsia="Arial" w:cstheme="minorHAnsi"/>
-                <w:b/>
-                <w:color w:val="000000" w:themeColor="text1"/>
-                <w:u w:val="single"/>
-              </w:rPr>
-              <w:t>i</w:t>
-            </w:r>
-            <w:proofErr w:type="spellEnd"/>
-            <w:r>
-              <w:rPr>
-                <w:rFonts w:eastAsia="Arial" w:cstheme="minorHAnsi"/>
-                <w:b/>
-                <w:color w:val="000000" w:themeColor="text1"/>
-                <w:u w:val="single"/>
-              </w:rPr>
-              <w:t>].</w:t>
-            </w:r>
-            <w:proofErr w:type="spellStart"/>
-            <w:r>
-              <w:rPr>
-                <w:rFonts w:eastAsia="Arial" w:cstheme="minorHAnsi"/>
-                <w:b/>
-                <w:color w:val="000000" w:themeColor="text1"/>
-                <w:u w:val="single"/>
-              </w:rPr>
-              <w:t>proof_of_parent_birthplace</w:t>
-            </w:r>
-            <w:proofErr w:type="spellEnd"/>
-            <w:r>
-              <w:rPr>
-                <w:rFonts w:eastAsia="Arial" w:cstheme="minorHAnsi"/>
-                <w:b/>
-                <w:color w:val="000000" w:themeColor="text1"/>
-                <w:u w:val="single"/>
-              </w:rPr>
-              <w:t>) }}</w:t>
+              <w:t>{{ yesno(users[i].proof_of_parent_birthplace) }}</w:t>
             </w:r>
           </w:p>
           <w:p>
@@ -1981,47 +1313,7 @@
                 <w:bCs/>
                 <w:color w:val="000000" w:themeColor="text1"/>
               </w:rPr>
-              <w:t xml:space="preserve">{{ </w:t>
-            </w:r>
-            <w:proofErr w:type="spellStart"/>
-            <w:r>
-              <w:rPr>
-                <w:rFonts w:eastAsia="Arial" w:cstheme="minorHAnsi"/>
-                <w:b/>
-                <w:bCs/>
-                <w:color w:val="000000" w:themeColor="text1"/>
-              </w:rPr>
-              <w:t>yesno</w:t>
-            </w:r>
-            <w:proofErr w:type="spellEnd"/>
-            <w:r>
-              <w:rPr>
-                <w:rFonts w:eastAsia="Arial" w:cstheme="minorHAnsi"/>
-                <w:b/>
-                <w:bCs/>
-                <w:color w:val="000000" w:themeColor="text1"/>
-              </w:rPr>
-              <w:t>(users[</w:t>
-            </w:r>
-            <w:proofErr w:type="spellStart"/>
-            <w:r>
-              <w:rPr>
-                <w:rFonts w:eastAsia="Arial" w:cstheme="minorHAnsi"/>
-                <w:b/>
-                <w:bCs/>
-                <w:color w:val="000000" w:themeColor="text1"/>
-              </w:rPr>
-              <w:t>i</w:t>
-            </w:r>
-            <w:proofErr w:type="spellEnd"/>
-            <w:r>
-              <w:rPr>
-                <w:rFonts w:eastAsia="Arial" w:cstheme="minorHAnsi"/>
-                <w:b/>
-                <w:bCs/>
-                <w:color w:val="000000" w:themeColor="text1"/>
-              </w:rPr>
-              <w:t>].in_other_country_longer_than_6_months) }}</w:t>
+              <w:t>{{ yesno(users[i].in_other_country_longer_than_6_months) }}</w:t>
             </w:r>
           </w:p>
         </w:tc>
@@ -2095,36 +1387,8 @@
                 <w:b/>
                 <w:color w:val="000000" w:themeColor="text1"/>
               </w:rPr>
-              <w:t>users[</w:t>
-            </w:r>
-            <w:proofErr w:type="spellStart"/>
-            <w:r>
-              <w:rPr>
-                <w:rFonts w:eastAsia="Arial" w:cstheme="minorHAnsi"/>
-                <w:b/>
-                <w:color w:val="000000" w:themeColor="text1"/>
-              </w:rPr>
-              <w:t>i</w:t>
-            </w:r>
-            <w:proofErr w:type="spellEnd"/>
-            <w:r>
-              <w:rPr>
-                <w:rFonts w:eastAsia="Arial" w:cstheme="minorHAnsi"/>
-                <w:b/>
-                <w:color w:val="000000" w:themeColor="text1"/>
-              </w:rPr>
-              <w:t>].</w:t>
-            </w:r>
-            <w:proofErr w:type="spellStart"/>
-            <w:r>
-              <w:rPr>
-                <w:rFonts w:eastAsia="Arial" w:cstheme="minorHAnsi"/>
-                <w:b/>
-                <w:color w:val="000000" w:themeColor="text1"/>
-              </w:rPr>
-              <w:t>date_left_home_country_month</w:t>
-            </w:r>
-            <w:proofErr w:type="spellEnd"/>
+              <w:t>users[i].date_left_home_country_month</w:t>
+            </w:r>
             <w:r>
               <w:rPr>
                 <w:rFonts w:eastAsia="Arial" w:cstheme="minorHAnsi"/>
@@ -2139,62 +1403,62 @@
                 <w:b/>
                 <w:color w:val="000000" w:themeColor="text1"/>
               </w:rPr>
-              <w:t xml:space="preserve"> {{ users[</w:t>
-            </w:r>
-            <w:proofErr w:type="spellStart"/>
-            <w:r>
-              <w:rPr>
-                <w:rFonts w:eastAsia="Arial" w:cstheme="minorHAnsi"/>
-                <w:b/>
-                <w:color w:val="000000" w:themeColor="text1"/>
-              </w:rPr>
-              <w:t>i</w:t>
-            </w:r>
-            <w:proofErr w:type="spellEnd"/>
-            <w:r>
-              <w:rPr>
-                <w:rFonts w:eastAsia="Arial" w:cstheme="minorHAnsi"/>
-                <w:b/>
-                <w:color w:val="000000" w:themeColor="text1"/>
-              </w:rPr>
-              <w:t>].</w:t>
-            </w:r>
-            <w:proofErr w:type="spellStart"/>
-            <w:r>
-              <w:rPr>
-                <w:rFonts w:eastAsia="Arial" w:cstheme="minorHAnsi"/>
-                <w:b/>
-                <w:color w:val="000000" w:themeColor="text1"/>
-              </w:rPr>
-              <w:t>date_left_home_country_year</w:t>
-            </w:r>
-            <w:proofErr w:type="spellEnd"/>
-            <w:r>
-              <w:rPr>
-                <w:rFonts w:eastAsia="Arial" w:cstheme="minorHAnsi"/>
-                <w:b/>
+              <w:t xml:space="preserve"> {{ users[i].date_left_home_country_year }}</w:t>
+            </w:r>
+          </w:p>
+          <w:p>
+            <w:pPr>
+              <w:rPr>
+                <w:rFonts w:eastAsia="Arial" w:cstheme="minorHAnsi"/>
+                <w:color w:val="000000" w:themeColor="text1"/>
+              </w:rPr>
+            </w:pPr>
+          </w:p>
+          <w:p>
+            <w:pPr>
+              <w:rPr>
+                <w:rFonts w:eastAsia="Arial" w:cstheme="minorHAnsi"/>
+                <w:b/>
+                <w:bCs/>
+                <w:color w:val="000000" w:themeColor="text1"/>
+              </w:rPr>
+            </w:pPr>
+            <w:r>
+              <w:rPr>
+                <w:rFonts w:eastAsia="Arial" w:cstheme="minorHAnsi"/>
+                <w:b/>
+                <w:bCs/>
+                <w:color w:val="000000" w:themeColor="text1"/>
+              </w:rPr>
+              <w:t>{{ users[i].date_of_last_entry</w:t>
+            </w:r>
+            <w:r>
+              <w:rPr>
+                <w:rFonts w:eastAsia="Arial" w:cstheme="minorHAnsi"/>
+                <w:b/>
+                <w:bCs/>
+                <w:color w:val="000000" w:themeColor="text1"/>
+              </w:rPr>
+              <w:t>_month</w:t>
+            </w:r>
+            <w:r>
+              <w:rPr>
+                <w:rFonts w:eastAsia="Arial" w:cstheme="minorHAnsi"/>
+                <w:b/>
+                <w:bCs/>
                 <w:color w:val="000000" w:themeColor="text1"/>
               </w:rPr>
               <w:t xml:space="preserve"> }}</w:t>
             </w:r>
-          </w:p>
-          <w:p>
-            <w:pPr>
-              <w:rPr>
-                <w:rFonts w:eastAsia="Arial" w:cstheme="minorHAnsi"/>
-                <w:color w:val="000000" w:themeColor="text1"/>
-              </w:rPr>
-            </w:pPr>
-          </w:p>
-          <w:p>
-            <w:pPr>
+            <w:r>
               <w:rPr>
                 <w:rFonts w:eastAsia="Arial" w:cstheme="minorHAnsi"/>
                 <w:b/>
                 <w:bCs/>
                 <w:color w:val="000000" w:themeColor="text1"/>
               </w:rPr>
-            </w:pPr>
+              <w:t xml:space="preserve"> </w:t>
+            </w:r>
             <w:r>
               <w:rPr>
                 <w:rFonts w:eastAsia="Arial" w:cstheme="minorHAnsi"/>
@@ -2202,145 +1466,22 @@
                 <w:bCs/>
                 <w:color w:val="000000" w:themeColor="text1"/>
               </w:rPr>
-              <w:t>{{ users[</w:t>
-            </w:r>
-            <w:proofErr w:type="spellStart"/>
-            <w:r>
-              <w:rPr>
-                <w:rFonts w:eastAsia="Arial" w:cstheme="minorHAnsi"/>
-                <w:b/>
-                <w:bCs/>
-                <w:color w:val="000000" w:themeColor="text1"/>
-              </w:rPr>
-              <w:t>i</w:t>
-            </w:r>
-            <w:proofErr w:type="spellEnd"/>
-            <w:r>
-              <w:rPr>
-                <w:rFonts w:eastAsia="Arial" w:cstheme="minorHAnsi"/>
-                <w:b/>
-                <w:bCs/>
-                <w:color w:val="000000" w:themeColor="text1"/>
-              </w:rPr>
-              <w:t>].</w:t>
-            </w:r>
-            <w:proofErr w:type="spellStart"/>
-            <w:r>
-              <w:rPr>
-                <w:rFonts w:eastAsia="Arial" w:cstheme="minorHAnsi"/>
-                <w:b/>
-                <w:bCs/>
-                <w:color w:val="000000" w:themeColor="text1"/>
-              </w:rPr>
-              <w:t>date_of_last_entry</w:t>
-            </w:r>
-            <w:r>
-              <w:rPr>
-                <w:rFonts w:eastAsia="Arial" w:cstheme="minorHAnsi"/>
-                <w:b/>
-                <w:bCs/>
-                <w:color w:val="000000" w:themeColor="text1"/>
-              </w:rPr>
-              <w:t>_month</w:t>
-            </w:r>
-            <w:proofErr w:type="spellEnd"/>
-            <w:r>
-              <w:rPr>
-                <w:rFonts w:eastAsia="Arial" w:cstheme="minorHAnsi"/>
-                <w:b/>
-                <w:bCs/>
-                <w:color w:val="000000" w:themeColor="text1"/>
-              </w:rPr>
-              <w:t xml:space="preserve"> }}</w:t>
-            </w:r>
-            <w:r>
-              <w:rPr>
-                <w:rFonts w:eastAsia="Arial" w:cstheme="minorHAnsi"/>
-                <w:b/>
-                <w:bCs/>
-                <w:color w:val="000000" w:themeColor="text1"/>
-              </w:rPr>
-              <w:t xml:space="preserve"> </w:t>
-            </w:r>
-            <w:r>
-              <w:rPr>
-                <w:rFonts w:eastAsia="Arial" w:cstheme="minorHAnsi"/>
-                <w:b/>
-                <w:bCs/>
-                <w:color w:val="000000" w:themeColor="text1"/>
-              </w:rPr>
-              <w:t>{{ users[</w:t>
-            </w:r>
-            <w:proofErr w:type="spellStart"/>
-            <w:r>
-              <w:rPr>
-                <w:rFonts w:eastAsia="Arial" w:cstheme="minorHAnsi"/>
-                <w:b/>
-                <w:bCs/>
-                <w:color w:val="000000" w:themeColor="text1"/>
-              </w:rPr>
-              <w:t>i</w:t>
-            </w:r>
-            <w:proofErr w:type="spellEnd"/>
-            <w:r>
-              <w:rPr>
-                <w:rFonts w:eastAsia="Arial" w:cstheme="minorHAnsi"/>
-                <w:b/>
-                <w:bCs/>
-                <w:color w:val="000000" w:themeColor="text1"/>
-              </w:rPr>
-              <w:t>].</w:t>
-            </w:r>
-            <w:proofErr w:type="spellStart"/>
-            <w:r>
-              <w:rPr>
-                <w:rFonts w:eastAsia="Arial" w:cstheme="minorHAnsi"/>
-                <w:b/>
-                <w:bCs/>
-                <w:color w:val="000000" w:themeColor="text1"/>
-              </w:rPr>
-              <w:t>date_of_last_entry_year</w:t>
-            </w:r>
-            <w:proofErr w:type="spellEnd"/>
-            <w:r>
-              <w:rPr>
-                <w:rFonts w:eastAsia="Arial" w:cstheme="minorHAnsi"/>
-                <w:b/>
-                <w:bCs/>
-                <w:color w:val="000000" w:themeColor="text1"/>
-              </w:rPr>
-              <w:t xml:space="preserve"> }} </w:t>
-            </w:r>
-          </w:p>
-          <w:p>
-            <w:pPr>
-              <w:rPr>
-                <w:rFonts w:eastAsia="Arial" w:cstheme="minorHAnsi"/>
-                <w:color w:val="000000" w:themeColor="text1"/>
-              </w:rPr>
-            </w:pPr>
-            <w:r>
-              <w:rPr>
-                <w:rFonts w:eastAsia="Arial" w:cstheme="minorHAnsi"/>
-                <w:color w:val="000000" w:themeColor="text1"/>
-              </w:rPr>
-              <w:t>{% if users[</w:t>
-            </w:r>
-            <w:proofErr w:type="spellStart"/>
-            <w:r>
-              <w:rPr>
-                <w:rFonts w:eastAsia="Arial" w:cstheme="minorHAnsi"/>
-                <w:color w:val="000000" w:themeColor="text1"/>
-              </w:rPr>
-              <w:t>i</w:t>
-            </w:r>
-            <w:proofErr w:type="spellEnd"/>
-            <w:r>
-              <w:rPr>
-                <w:rFonts w:eastAsia="Arial" w:cstheme="minorHAnsi"/>
-                <w:color w:val="000000" w:themeColor="text1"/>
-              </w:rPr>
-              <w:t>].proof_last_entry_date_before_july_31_2023.any_true() %}</w:t>
+              <w:t xml:space="preserve">{{ users[i].date_of_last_entry_year }} </w:t>
+            </w:r>
+          </w:p>
+          <w:p>
+            <w:pPr>
+              <w:rPr>
+                <w:rFonts w:eastAsia="Arial" w:cstheme="minorHAnsi"/>
+                <w:color w:val="000000" w:themeColor="text1"/>
+              </w:rPr>
+            </w:pPr>
+            <w:r>
+              <w:rPr>
+                <w:rFonts w:eastAsia="Arial" w:cstheme="minorHAnsi"/>
+                <w:color w:val="000000" w:themeColor="text1"/>
+              </w:rPr>
+              <w:t>{% if users[i].proof_last_entry_date_before_july_31_2023.any_true() %}</w:t>
             </w:r>
           </w:p>
           <w:p>
@@ -2442,27 +1583,7 @@
                 <w:bCs/>
                 <w:color w:val="000000" w:themeColor="text1"/>
               </w:rPr>
-              <w:t>{{ users[</w:t>
-            </w:r>
-            <w:proofErr w:type="spellStart"/>
-            <w:r>
-              <w:rPr>
-                <w:rFonts w:asciiTheme="minorHAnsi" w:eastAsia="Arial" w:hAnsiTheme="minorHAnsi" w:cstheme="minorHAnsi"/>
-                <w:b/>
-                <w:bCs/>
-                <w:color w:val="000000" w:themeColor="text1"/>
-              </w:rPr>
-              <w:t>i</w:t>
-            </w:r>
-            <w:proofErr w:type="spellEnd"/>
-            <w:r>
-              <w:rPr>
-                <w:rFonts w:asciiTheme="minorHAnsi" w:eastAsia="Arial" w:hAnsiTheme="minorHAnsi" w:cstheme="minorHAnsi"/>
-                <w:b/>
-                <w:bCs/>
-                <w:color w:val="000000" w:themeColor="text1"/>
-              </w:rPr>
-              <w:t>].proof_last_entry_date_before_july_31_2023.true_values() }}</w:t>
+              <w:t>{{ users[i].proof_last_entry_date_before_july_31_2023.true_values() }}</w:t>
             </w:r>
           </w:p>
           <w:p>
@@ -2660,23 +1781,7 @@
                 <w:rFonts w:eastAsia="Arial" w:cstheme="minorHAnsi"/>
                 <w:color w:val="000000" w:themeColor="text1"/>
               </w:rPr>
-              <w:t>{% if users[</w:t>
-            </w:r>
-            <w:proofErr w:type="spellStart"/>
-            <w:r>
-              <w:rPr>
-                <w:rFonts w:eastAsia="Arial" w:cstheme="minorHAnsi"/>
-                <w:color w:val="000000" w:themeColor="text1"/>
-              </w:rPr>
-              <w:t>i</w:t>
-            </w:r>
-            <w:proofErr w:type="spellEnd"/>
-            <w:r>
-              <w:rPr>
-                <w:rFonts w:eastAsia="Arial" w:cstheme="minorHAnsi"/>
-                <w:color w:val="000000" w:themeColor="text1"/>
-              </w:rPr>
-              <w:t>].proof_last_entry_date_before_october_4_2023.any_true() %}</w:t>
+              <w:t>{% if users[i].proof_last_entry_date_before_october_4_2023.any_true() %}</w:t>
             </w:r>
           </w:p>
           <w:p>
@@ -2834,23 +1939,21 @@
               </w:rPr>
               <w:t xml:space="preserve">{{ </w:t>
             </w:r>
-            <w:proofErr w:type="spellStart"/>
             <w:r>
               <w:rPr>
                 <w:rStyle w:val="normaltextrun"/>
                 <w:rFonts w:eastAsia="Times New Roman" w:cstheme="minorHAnsi"/>
                 <w:b/>
               </w:rPr>
-              <w:t>yesno</w:t>
-            </w:r>
-            <w:proofErr w:type="spellEnd"/>
+              <w:t>yesno(</w:t>
+            </w:r>
             <w:r>
               <w:rPr>
                 <w:rStyle w:val="normaltextrun"/>
                 <w:rFonts w:eastAsia="Times New Roman" w:cstheme="minorHAnsi"/>
                 <w:b/>
               </w:rPr>
-              <w:t>(</w:t>
+              <w:t>users[i].has_children_applying_today</w:t>
             </w:r>
             <w:r>
               <w:rPr>
@@ -2858,178 +1961,54 @@
                 <w:rFonts w:eastAsia="Times New Roman" w:cstheme="minorHAnsi"/>
                 <w:b/>
               </w:rPr>
-              <w:t>users[</w:t>
-            </w:r>
-            <w:proofErr w:type="spellStart"/>
+              <w:t>)</w:t>
+            </w:r>
             <w:r>
               <w:rPr>
                 <w:rStyle w:val="normaltextrun"/>
                 <w:rFonts w:eastAsia="Times New Roman" w:cstheme="minorHAnsi"/>
                 <w:b/>
               </w:rPr>
-              <w:t>i</w:t>
-            </w:r>
-            <w:proofErr w:type="spellEnd"/>
-            <w:r>
+              <w:t xml:space="preserve"> }}</w:t>
+            </w:r>
+          </w:p>
+          <w:p>
+            <w:pPr>
               <w:rPr>
                 <w:rStyle w:val="normaltextrun"/>
                 <w:rFonts w:eastAsia="Times New Roman" w:cstheme="minorHAnsi"/>
-                <w:b/>
-              </w:rPr>
-              <w:t>].</w:t>
-            </w:r>
-            <w:proofErr w:type="spellStart"/>
+              </w:rPr>
+            </w:pPr>
             <w:r>
               <w:rPr>
                 <w:rStyle w:val="normaltextrun"/>
                 <w:rFonts w:eastAsia="Times New Roman" w:cstheme="minorHAnsi"/>
-                <w:b/>
-              </w:rPr>
-              <w:t>has_children_applying_today</w:t>
-            </w:r>
-            <w:proofErr w:type="spellEnd"/>
-            <w:r>
+              </w:rPr>
+              <w:t>{% if users[i].has_children_applying_not_born_in_venezuela %}</w:t>
+            </w:r>
+          </w:p>
+          <w:p>
+            <w:pPr>
               <w:rPr>
                 <w:rStyle w:val="normaltextrun"/>
                 <w:rFonts w:eastAsia="Times New Roman" w:cstheme="minorHAnsi"/>
-                <w:b/>
-              </w:rPr>
-              <w:t>)</w:t>
-            </w:r>
+              </w:rPr>
+            </w:pPr>
             <w:r>
               <w:rPr>
                 <w:rStyle w:val="normaltextrun"/>
                 <w:rFonts w:eastAsia="Times New Roman" w:cstheme="minorHAnsi"/>
                 <w:b/>
-              </w:rPr>
-              <w:t xml:space="preserve"> }}</w:t>
-            </w:r>
-          </w:p>
-          <w:p>
-            <w:pPr>
+                <w:bCs/>
+              </w:rPr>
+              <w:t>{{ users[i].children_outside_of_venezuela }}</w:t>
+            </w:r>
+            <w:r>
               <w:rPr>
                 <w:rStyle w:val="normaltextrun"/>
                 <w:rFonts w:eastAsia="Times New Roman" w:cstheme="minorHAnsi"/>
               </w:rPr>
-            </w:pPr>
-            <w:r>
-              <w:rPr>
-                <w:rStyle w:val="normaltextrun"/>
-                <w:rFonts w:eastAsia="Times New Roman" w:cstheme="minorHAnsi"/>
-              </w:rPr>
-              <w:t>{% if users[</w:t>
-            </w:r>
-            <w:proofErr w:type="spellStart"/>
-            <w:r>
-              <w:rPr>
-                <w:rStyle w:val="normaltextrun"/>
-                <w:rFonts w:eastAsia="Times New Roman" w:cstheme="minorHAnsi"/>
-              </w:rPr>
-              <w:t>i</w:t>
-            </w:r>
-            <w:proofErr w:type="spellEnd"/>
-            <w:r>
-              <w:rPr>
-                <w:rStyle w:val="normaltextrun"/>
-                <w:rFonts w:eastAsia="Times New Roman" w:cstheme="minorHAnsi"/>
-              </w:rPr>
-              <w:t>].</w:t>
-            </w:r>
-            <w:proofErr w:type="spellStart"/>
-            <w:r>
-              <w:rPr>
-                <w:rStyle w:val="normaltextrun"/>
-                <w:rFonts w:eastAsia="Times New Roman" w:cstheme="minorHAnsi"/>
-              </w:rPr>
-              <w:t>has_children_applying_not_born_in_venezuela</w:t>
-            </w:r>
-            <w:proofErr w:type="spellEnd"/>
-            <w:r>
-              <w:rPr>
-                <w:rStyle w:val="normaltextrun"/>
-                <w:rFonts w:eastAsia="Times New Roman" w:cstheme="minorHAnsi"/>
-              </w:rPr>
-              <w:t xml:space="preserve"> %}</w:t>
-            </w:r>
-          </w:p>
-          <w:p>
-            <w:pPr>
-              <w:rPr>
-                <w:rStyle w:val="normaltextrun"/>
-                <w:rFonts w:eastAsia="Times New Roman" w:cstheme="minorHAnsi"/>
-              </w:rPr>
-            </w:pPr>
-            <w:r>
-              <w:rPr>
-                <w:rStyle w:val="normaltextrun"/>
-                <w:rFonts w:eastAsia="Times New Roman" w:cstheme="minorHAnsi"/>
-                <w:b/>
-                <w:bCs/>
-              </w:rPr>
-              <w:t>{{ users[</w:t>
-            </w:r>
-            <w:proofErr w:type="spellStart"/>
-            <w:r>
-              <w:rPr>
-                <w:rStyle w:val="normaltextrun"/>
-                <w:rFonts w:eastAsia="Times New Roman" w:cstheme="minorHAnsi"/>
-                <w:b/>
-                <w:bCs/>
-              </w:rPr>
-              <w:t>i</w:t>
-            </w:r>
-            <w:proofErr w:type="spellEnd"/>
-            <w:r>
-              <w:rPr>
-                <w:rStyle w:val="normaltextrun"/>
-                <w:rFonts w:eastAsia="Times New Roman" w:cstheme="minorHAnsi"/>
-                <w:b/>
-                <w:bCs/>
-              </w:rPr>
-              <w:t>].</w:t>
-            </w:r>
-            <w:proofErr w:type="spellStart"/>
-            <w:r>
-              <w:rPr>
-                <w:rStyle w:val="normaltextrun"/>
-                <w:rFonts w:eastAsia="Times New Roman" w:cstheme="minorHAnsi"/>
-                <w:b/>
-                <w:bCs/>
-              </w:rPr>
-              <w:t>children_outside_of_venezuela</w:t>
-            </w:r>
-            <w:proofErr w:type="spellEnd"/>
-            <w:r>
-              <w:rPr>
-                <w:rStyle w:val="normaltextrun"/>
-                <w:rFonts w:eastAsia="Times New Roman" w:cstheme="minorHAnsi"/>
-                <w:b/>
-                <w:bCs/>
-              </w:rPr>
-              <w:t xml:space="preserve"> }}</w:t>
-            </w:r>
-            <w:r>
-              <w:rPr>
-                <w:rStyle w:val="normaltextrun"/>
-                <w:rFonts w:eastAsia="Times New Roman" w:cstheme="minorHAnsi"/>
-              </w:rPr>
-              <w:t xml:space="preserve">{% </w:t>
-            </w:r>
-            <w:proofErr w:type="spellStart"/>
-            <w:r>
-              <w:rPr>
-                <w:rStyle w:val="normaltextrun"/>
-                <w:rFonts w:eastAsia="Times New Roman" w:cstheme="minorHAnsi"/>
-              </w:rPr>
-              <w:t>endif</w:t>
-            </w:r>
-            <w:proofErr w:type="spellEnd"/>
-            <w:r>
-              <w:rPr>
-                <w:rStyle w:val="normaltextrun"/>
-                <w:rFonts w:eastAsia="Times New Roman" w:cstheme="minorHAnsi"/>
-              </w:rPr>
-              <w:t xml:space="preserve"> %}</w:t>
+              <w:t>{% endif %}</w:t>
             </w:r>
           </w:p>
         </w:tc>
@@ -3076,47 +2055,7 @@
                 <w:b/>
                 <w:bCs/>
               </w:rPr>
-              <w:t>{{ users[</w:t>
-            </w:r>
-            <w:proofErr w:type="spellStart"/>
-            <w:r>
-              <w:rPr>
-                <w:rStyle w:val="normaltextrun"/>
-                <w:rFonts w:eastAsia="Times New Roman" w:cstheme="minorHAnsi"/>
-                <w:b/>
-                <w:bCs/>
-              </w:rPr>
-              <w:t>i</w:t>
-            </w:r>
-            <w:proofErr w:type="spellEnd"/>
-            <w:r>
-              <w:rPr>
-                <w:rStyle w:val="normaltextrun"/>
-                <w:rFonts w:eastAsia="Times New Roman" w:cstheme="minorHAnsi"/>
-                <w:b/>
-                <w:bCs/>
-              </w:rPr>
-              <w:t>].</w:t>
-            </w:r>
-            <w:proofErr w:type="spellStart"/>
-            <w:r>
-              <w:rPr>
-                <w:rStyle w:val="normaltextrun"/>
-                <w:rFonts w:eastAsia="Times New Roman" w:cstheme="minorHAnsi"/>
-                <w:b/>
-                <w:bCs/>
-              </w:rPr>
-              <w:t>method_of_entry</w:t>
-            </w:r>
-            <w:proofErr w:type="spellEnd"/>
-            <w:r>
-              <w:rPr>
-                <w:rStyle w:val="normaltextrun"/>
-                <w:rFonts w:eastAsia="Times New Roman" w:cstheme="minorHAnsi"/>
-                <w:b/>
-                <w:bCs/>
-              </w:rPr>
-              <w:t xml:space="preserve"> }}</w:t>
+              <w:t>{{ users[i].method_of_entry }}</w:t>
             </w:r>
           </w:p>
         </w:tc>
@@ -3165,47 +2104,7 @@
                 <w:b/>
                 <w:bCs/>
               </w:rPr>
-              <w:t>{{ users[</w:t>
-            </w:r>
-            <w:proofErr w:type="spellStart"/>
-            <w:r>
-              <w:rPr>
-                <w:rStyle w:val="normaltextrun"/>
-                <w:rFonts w:eastAsia="Times New Roman" w:cstheme="minorHAnsi"/>
-                <w:b/>
-                <w:bCs/>
-              </w:rPr>
-              <w:t>i</w:t>
-            </w:r>
-            <w:proofErr w:type="spellEnd"/>
-            <w:r>
-              <w:rPr>
-                <w:rStyle w:val="normaltextrun"/>
-                <w:rFonts w:eastAsia="Times New Roman" w:cstheme="minorHAnsi"/>
-                <w:b/>
-                <w:bCs/>
-              </w:rPr>
-              <w:t>].</w:t>
-            </w:r>
-            <w:proofErr w:type="spellStart"/>
-            <w:r>
-              <w:rPr>
-                <w:rStyle w:val="normaltextrun"/>
-                <w:rFonts w:eastAsia="Times New Roman" w:cstheme="minorHAnsi"/>
-                <w:b/>
-                <w:bCs/>
-              </w:rPr>
-              <w:t>who_entered_with_user</w:t>
-            </w:r>
-            <w:proofErr w:type="spellEnd"/>
-            <w:r>
-              <w:rPr>
-                <w:rStyle w:val="normaltextrun"/>
-                <w:rFonts w:eastAsia="Times New Roman" w:cstheme="minorHAnsi"/>
-                <w:b/>
-                <w:bCs/>
-              </w:rPr>
-              <w:t xml:space="preserve"> }}</w:t>
+              <w:t>{{ users[i].who_entered_with_user }}</w:t>
             </w:r>
           </w:p>
         </w:tc>
@@ -3250,114 +2149,24 @@
                 <w:b/>
                 <w:color w:val="000000" w:themeColor="text1"/>
               </w:rPr>
-              <w:t>{% if users[</w:t>
-            </w:r>
-            <w:proofErr w:type="spellStart"/>
-            <w:r>
-              <w:rPr>
-                <w:rFonts w:eastAsia="Arial" w:cstheme="minorHAnsi"/>
-                <w:b/>
-                <w:color w:val="000000" w:themeColor="text1"/>
-              </w:rPr>
-              <w:t>i</w:t>
-            </w:r>
-            <w:proofErr w:type="spellEnd"/>
-            <w:r>
-              <w:rPr>
-                <w:rFonts w:eastAsia="Arial" w:cstheme="minorHAnsi"/>
-                <w:b/>
-                <w:color w:val="000000" w:themeColor="text1"/>
-              </w:rPr>
-              <w:t>].</w:t>
-            </w:r>
-            <w:proofErr w:type="spellStart"/>
-            <w:r>
-              <w:rPr>
-                <w:rFonts w:eastAsia="Arial" w:cstheme="minorHAnsi"/>
-                <w:b/>
-                <w:color w:val="000000" w:themeColor="text1"/>
-              </w:rPr>
-              <w:t>who_entered_with_user</w:t>
-            </w:r>
-            <w:proofErr w:type="spellEnd"/>
-            <w:r>
-              <w:rPr>
-                <w:rFonts w:eastAsia="Arial" w:cstheme="minorHAnsi"/>
-                <w:b/>
-                <w:color w:val="000000" w:themeColor="text1"/>
-              </w:rPr>
-              <w:t xml:space="preserve"> == "children" %}</w:t>
-            </w:r>
-          </w:p>
-          <w:p>
-            <w:pPr>
-              <w:rPr>
-                <w:rFonts w:eastAsia="Arial" w:cstheme="minorHAnsi"/>
-                <w:b/>
-                <w:color w:val="000000" w:themeColor="text1"/>
-              </w:rPr>
-            </w:pPr>
-            <w:r>
-              <w:rPr>
-                <w:rFonts w:eastAsia="Arial" w:cstheme="minorHAnsi"/>
-                <w:b/>
-                <w:color w:val="000000" w:themeColor="text1"/>
-              </w:rPr>
-              <w:t xml:space="preserve">{{ </w:t>
-            </w:r>
-            <w:proofErr w:type="spellStart"/>
-            <w:r>
-              <w:rPr>
-                <w:rFonts w:eastAsia="Arial" w:cstheme="minorHAnsi"/>
-                <w:b/>
-                <w:color w:val="000000" w:themeColor="text1"/>
-              </w:rPr>
-              <w:t>yesno</w:t>
-            </w:r>
-            <w:proofErr w:type="spellEnd"/>
-            <w:r>
-              <w:rPr>
-                <w:rFonts w:eastAsia="Arial" w:cstheme="minorHAnsi"/>
-                <w:b/>
-                <w:color w:val="000000" w:themeColor="text1"/>
-              </w:rPr>
-              <w:t>(users[</w:t>
-            </w:r>
-            <w:proofErr w:type="spellStart"/>
-            <w:r>
-              <w:rPr>
-                <w:rFonts w:eastAsia="Arial" w:cstheme="minorHAnsi"/>
-                <w:b/>
-                <w:color w:val="000000" w:themeColor="text1"/>
-              </w:rPr>
-              <w:t>i</w:t>
-            </w:r>
-            <w:proofErr w:type="spellEnd"/>
-            <w:r>
-              <w:rPr>
-                <w:rFonts w:eastAsia="Arial" w:cstheme="minorHAnsi"/>
-                <w:b/>
-                <w:color w:val="000000" w:themeColor="text1"/>
-              </w:rPr>
-              <w:t>].</w:t>
-            </w:r>
-            <w:proofErr w:type="spellStart"/>
-            <w:r>
-              <w:rPr>
-                <w:rFonts w:eastAsia="Arial" w:cstheme="minorHAnsi"/>
-                <w:b/>
-                <w:color w:val="000000" w:themeColor="text1"/>
-              </w:rPr>
-              <w:t>children_entered_separately</w:t>
-            </w:r>
-            <w:proofErr w:type="spellEnd"/>
-            <w:r>
-              <w:rPr>
-                <w:rFonts w:eastAsia="Arial" w:cstheme="minorHAnsi"/>
-                <w:b/>
-                <w:color w:val="000000" w:themeColor="text1"/>
-              </w:rPr>
-              <w:t>) }}</w:t>
+              <w:t>{% if users[i].who_entered_with_user == "children" %}</w:t>
+            </w:r>
+          </w:p>
+          <w:p>
+            <w:pPr>
+              <w:rPr>
+                <w:rFonts w:eastAsia="Arial" w:cstheme="minorHAnsi"/>
+                <w:b/>
+                <w:color w:val="000000" w:themeColor="text1"/>
+              </w:rPr>
+            </w:pPr>
+            <w:r>
+              <w:rPr>
+                <w:rFonts w:eastAsia="Arial" w:cstheme="minorHAnsi"/>
+                <w:b/>
+                <w:color w:val="000000" w:themeColor="text1"/>
+              </w:rPr>
+              <w:t>{{ yesno(users[i].children_entered_separately) }}</w:t>
             </w:r>
           </w:p>
           <w:p>
@@ -3374,47 +2183,7 @@
                 <w:bCs/>
                 <w:color w:val="000000" w:themeColor="text1"/>
               </w:rPr>
-              <w:t>{{ users[</w:t>
-            </w:r>
-            <w:proofErr w:type="spellStart"/>
-            <w:r>
-              <w:rPr>
-                <w:rFonts w:eastAsia="Arial" w:cstheme="minorHAnsi"/>
-                <w:b/>
-                <w:bCs/>
-                <w:color w:val="000000" w:themeColor="text1"/>
-              </w:rPr>
-              <w:t>i</w:t>
-            </w:r>
-            <w:proofErr w:type="spellEnd"/>
-            <w:r>
-              <w:rPr>
-                <w:rFonts w:eastAsia="Arial" w:cstheme="minorHAnsi"/>
-                <w:b/>
-                <w:bCs/>
-                <w:color w:val="000000" w:themeColor="text1"/>
-              </w:rPr>
-              <w:t>].</w:t>
-            </w:r>
-            <w:proofErr w:type="spellStart"/>
-            <w:r>
-              <w:rPr>
-                <w:rFonts w:eastAsia="Arial" w:cstheme="minorHAnsi"/>
-                <w:b/>
-                <w:bCs/>
-                <w:color w:val="000000" w:themeColor="text1"/>
-              </w:rPr>
-              <w:t>children_entered_separately_explanation</w:t>
-            </w:r>
-            <w:proofErr w:type="spellEnd"/>
-            <w:r>
-              <w:rPr>
-                <w:rFonts w:eastAsia="Arial" w:cstheme="minorHAnsi"/>
-                <w:b/>
-                <w:bCs/>
-                <w:color w:val="000000" w:themeColor="text1"/>
-              </w:rPr>
-              <w:t xml:space="preserve"> }}</w:t>
+              <w:t>{{ users[i].children_entered_separately_explanation }}</w:t>
             </w:r>
             <w:r>
               <w:rPr>
@@ -3423,27 +2192,7 @@
                 <w:iCs/>
                 <w:color w:val="000000" w:themeColor="text1"/>
               </w:rPr>
-              <w:t xml:space="preserve">{% </w:t>
-            </w:r>
-            <w:proofErr w:type="spellStart"/>
-            <w:r>
-              <w:rPr>
-                <w:rFonts w:eastAsia="Arial" w:cstheme="minorHAnsi"/>
-                <w:i/>
-                <w:iCs/>
-                <w:color w:val="000000" w:themeColor="text1"/>
-              </w:rPr>
-              <w:t>endif</w:t>
-            </w:r>
-            <w:proofErr w:type="spellEnd"/>
-            <w:r>
-              <w:rPr>
-                <w:rFonts w:eastAsia="Arial" w:cstheme="minorHAnsi"/>
-                <w:i/>
-                <w:iCs/>
-                <w:color w:val="000000" w:themeColor="text1"/>
-              </w:rPr>
-              <w:t xml:space="preserve"> %}</w:t>
+              <w:t>{% endif %}</w:t>
             </w:r>
           </w:p>
         </w:tc>
@@ -3496,19 +2245,62 @@
                 <w:bCs/>
                 <w:color w:val="000000" w:themeColor="text1"/>
               </w:rPr>
-              <w:t xml:space="preserve">{{ </w:t>
-            </w:r>
-            <w:proofErr w:type="spellStart"/>
-            <w:r>
+              <w:t>{{ yesno(users[i].had_legal_status_outside_venezuela) }}</w:t>
+            </w:r>
+          </w:p>
+          <w:p>
+            <w:pPr>
+              <w:rPr>
+                <w:rFonts w:eastAsia="Arial" w:cstheme="minorHAnsi"/>
+                <w:color w:val="000000" w:themeColor="text1"/>
+              </w:rPr>
+            </w:pPr>
+            <w:r>
+              <w:rPr>
+                <w:rFonts w:eastAsia="Arial" w:cstheme="minorHAnsi"/>
+                <w:color w:val="000000" w:themeColor="text1"/>
+              </w:rPr>
+              <w:t xml:space="preserve">{% if </w:t>
+            </w:r>
+            <w:r>
+              <w:rPr>
+                <w:rFonts w:eastAsia="Arial" w:cstheme="minorHAnsi"/>
+                <w:color w:val="000000" w:themeColor="text1"/>
+              </w:rPr>
+              <w:t xml:space="preserve">users[i].had_legal_status_outside_venezuela </w:t>
+            </w:r>
+            <w:r>
+              <w:rPr>
+                <w:rFonts w:eastAsia="Arial" w:cstheme="minorHAnsi"/>
+                <w:color w:val="000000" w:themeColor="text1"/>
+              </w:rPr>
+              <w:t>%}</w:t>
+            </w:r>
+          </w:p>
+          <w:p>
+            <w:pPr>
+              <w:rPr>
+                <w:rFonts w:eastAsia="Arial" w:cstheme="minorHAnsi"/>
+                <w:color w:val="000000" w:themeColor="text1"/>
+              </w:rPr>
+            </w:pPr>
+            <w:r>
+              <w:rPr>
+                <w:rFonts w:eastAsia="Arial" w:cstheme="minorHAnsi"/>
+                <w:color w:val="000000" w:themeColor="text1"/>
+              </w:rPr>
+              <w:t xml:space="preserve">List country(ies) and legal status in each: </w:t>
+            </w:r>
+          </w:p>
+          <w:p>
+            <w:pPr>
               <w:rPr>
                 <w:rFonts w:eastAsia="Arial" w:cstheme="minorHAnsi"/>
                 <w:b/>
                 <w:bCs/>
                 <w:color w:val="000000" w:themeColor="text1"/>
               </w:rPr>
-              <w:t>yesno</w:t>
-            </w:r>
-            <w:proofErr w:type="spellEnd"/>
+            </w:pPr>
             <w:r>
               <w:rPr>
                 <w:rFonts w:eastAsia="Arial" w:cstheme="minorHAnsi"/>
@@ -3516,307 +2308,52 @@
                 <w:bCs/>
                 <w:color w:val="000000" w:themeColor="text1"/>
               </w:rPr>
-              <w:t>(users[</w:t>
-            </w:r>
-            <w:proofErr w:type="spellStart"/>
-            <w:r>
-              <w:rPr>
-                <w:rFonts w:eastAsia="Arial" w:cstheme="minorHAnsi"/>
-                <w:b/>
-                <w:bCs/>
-                <w:color w:val="000000" w:themeColor="text1"/>
-              </w:rPr>
-              <w:t>i</w:t>
-            </w:r>
-            <w:proofErr w:type="spellEnd"/>
-            <w:r>
-              <w:rPr>
-                <w:rFonts w:eastAsia="Arial" w:cstheme="minorHAnsi"/>
-                <w:b/>
-                <w:bCs/>
-                <w:color w:val="000000" w:themeColor="text1"/>
-              </w:rPr>
-              <w:t>].</w:t>
-            </w:r>
-            <w:proofErr w:type="spellStart"/>
-            <w:r>
-              <w:rPr>
-                <w:rFonts w:eastAsia="Arial" w:cstheme="minorHAnsi"/>
-                <w:b/>
-                <w:bCs/>
-                <w:color w:val="000000" w:themeColor="text1"/>
-              </w:rPr>
-              <w:t>had_legal_status_outside_venezuela</w:t>
-            </w:r>
-            <w:proofErr w:type="spellEnd"/>
-            <w:r>
-              <w:rPr>
-                <w:rFonts w:eastAsia="Arial" w:cstheme="minorHAnsi"/>
-                <w:b/>
-                <w:bCs/>
-                <w:color w:val="000000" w:themeColor="text1"/>
-              </w:rPr>
-              <w:t>) }}</w:t>
-            </w:r>
-          </w:p>
-          <w:p>
-            <w:pPr>
-              <w:rPr>
-                <w:rFonts w:eastAsia="Arial" w:cstheme="minorHAnsi"/>
-                <w:color w:val="000000" w:themeColor="text1"/>
-              </w:rPr>
-            </w:pPr>
-            <w:r>
-              <w:rPr>
-                <w:rFonts w:eastAsia="Arial" w:cstheme="minorHAnsi"/>
-                <w:color w:val="000000" w:themeColor="text1"/>
-              </w:rPr>
-              <w:t xml:space="preserve">{% if </w:t>
-            </w:r>
-            <w:r>
-              <w:rPr>
-                <w:rFonts w:eastAsia="Arial" w:cstheme="minorHAnsi"/>
-                <w:color w:val="000000" w:themeColor="text1"/>
-              </w:rPr>
-              <w:t>users[</w:t>
-            </w:r>
-            <w:proofErr w:type="spellStart"/>
-            <w:r>
-              <w:rPr>
-                <w:rFonts w:eastAsia="Arial" w:cstheme="minorHAnsi"/>
-                <w:color w:val="000000" w:themeColor="text1"/>
-              </w:rPr>
-              <w:t>i</w:t>
-            </w:r>
-            <w:proofErr w:type="spellEnd"/>
-            <w:r>
-              <w:rPr>
-                <w:rFonts w:eastAsia="Arial" w:cstheme="minorHAnsi"/>
-                <w:color w:val="000000" w:themeColor="text1"/>
-              </w:rPr>
-              <w:t>].</w:t>
-            </w:r>
-            <w:proofErr w:type="spellStart"/>
-            <w:r>
-              <w:rPr>
-                <w:rFonts w:eastAsia="Arial" w:cstheme="minorHAnsi"/>
-                <w:color w:val="000000" w:themeColor="text1"/>
-              </w:rPr>
-              <w:t>had_legal_status_outside_venezuela</w:t>
-            </w:r>
-            <w:proofErr w:type="spellEnd"/>
-            <w:r>
-              <w:rPr>
-                <w:rFonts w:eastAsia="Arial" w:cstheme="minorHAnsi"/>
-                <w:color w:val="000000" w:themeColor="text1"/>
-              </w:rPr>
-              <w:t xml:space="preserve"> </w:t>
-            </w:r>
-            <w:r>
-              <w:rPr>
-                <w:rFonts w:eastAsia="Arial" w:cstheme="minorHAnsi"/>
-                <w:color w:val="000000" w:themeColor="text1"/>
-              </w:rPr>
-              <w:t>%}</w:t>
-            </w:r>
-          </w:p>
-          <w:p>
-            <w:pPr>
-              <w:rPr>
-                <w:rFonts w:eastAsia="Arial" w:cstheme="minorHAnsi"/>
-                <w:color w:val="000000" w:themeColor="text1"/>
-              </w:rPr>
-            </w:pPr>
-            <w:r>
-              <w:rPr>
-                <w:rFonts w:eastAsia="Arial" w:cstheme="minorHAnsi"/>
-                <w:color w:val="000000" w:themeColor="text1"/>
-              </w:rPr>
-              <w:t>List country(</w:t>
-            </w:r>
-            <w:proofErr w:type="spellStart"/>
-            <w:r>
-              <w:rPr>
-                <w:rFonts w:eastAsia="Arial" w:cstheme="minorHAnsi"/>
-                <w:color w:val="000000" w:themeColor="text1"/>
-              </w:rPr>
-              <w:t>ies</w:t>
-            </w:r>
-            <w:proofErr w:type="spellEnd"/>
-            <w:r>
-              <w:rPr>
-                <w:rFonts w:eastAsia="Arial" w:cstheme="minorHAnsi"/>
-                <w:color w:val="000000" w:themeColor="text1"/>
-              </w:rPr>
-              <w:t xml:space="preserve">) and legal status in each: </w:t>
-            </w:r>
-          </w:p>
-          <w:p>
-            <w:pPr>
-              <w:rPr>
-                <w:rFonts w:eastAsia="Arial" w:cstheme="minorHAnsi"/>
-                <w:b/>
-                <w:bCs/>
-                <w:color w:val="000000" w:themeColor="text1"/>
-              </w:rPr>
-            </w:pPr>
-            <w:r>
-              <w:rPr>
-                <w:rFonts w:eastAsia="Arial" w:cstheme="minorHAnsi"/>
-                <w:b/>
-                <w:bCs/>
-                <w:color w:val="000000" w:themeColor="text1"/>
-              </w:rPr>
-              <w:t>{{ users[</w:t>
-            </w:r>
-            <w:proofErr w:type="spellStart"/>
-            <w:r>
-              <w:rPr>
-                <w:rFonts w:eastAsia="Arial" w:cstheme="minorHAnsi"/>
-                <w:b/>
-                <w:bCs/>
-                <w:color w:val="000000" w:themeColor="text1"/>
-              </w:rPr>
-              <w:t>i</w:t>
-            </w:r>
-            <w:proofErr w:type="spellEnd"/>
-            <w:r>
-              <w:rPr>
-                <w:rFonts w:eastAsia="Arial" w:cstheme="minorHAnsi"/>
-                <w:b/>
-                <w:bCs/>
-                <w:color w:val="000000" w:themeColor="text1"/>
-              </w:rPr>
-              <w:t>].</w:t>
-            </w:r>
-            <w:proofErr w:type="spellStart"/>
-            <w:r>
-              <w:rPr>
-                <w:rFonts w:eastAsia="Arial" w:cstheme="minorHAnsi"/>
-                <w:b/>
-                <w:bCs/>
-                <w:color w:val="000000" w:themeColor="text1"/>
-              </w:rPr>
-              <w:t>countries_and_legal_status</w:t>
-            </w:r>
-            <w:proofErr w:type="spellEnd"/>
-            <w:r>
-              <w:rPr>
-                <w:rFonts w:eastAsia="Arial" w:cstheme="minorHAnsi"/>
-                <w:b/>
-                <w:bCs/>
-                <w:color w:val="000000" w:themeColor="text1"/>
-              </w:rPr>
-              <w:t xml:space="preserve"> }}</w:t>
-            </w:r>
-          </w:p>
-          <w:p>
-            <w:pPr>
-              <w:rPr>
-                <w:rFonts w:eastAsia="Arial" w:cstheme="minorHAnsi"/>
-                <w:color w:val="000000" w:themeColor="text1"/>
-              </w:rPr>
-            </w:pPr>
-            <w:r>
-              <w:rPr>
-                <w:rFonts w:eastAsia="Arial" w:cstheme="minorHAnsi"/>
-                <w:color w:val="000000" w:themeColor="text1"/>
-              </w:rPr>
-              <w:t xml:space="preserve">{% </w:t>
-            </w:r>
-            <w:proofErr w:type="spellStart"/>
-            <w:r>
-              <w:rPr>
-                <w:rFonts w:eastAsia="Arial" w:cstheme="minorHAnsi"/>
-                <w:color w:val="000000" w:themeColor="text1"/>
-              </w:rPr>
-              <w:t>endif</w:t>
-            </w:r>
-            <w:proofErr w:type="spellEnd"/>
-            <w:r>
-              <w:rPr>
-                <w:rFonts w:eastAsia="Arial" w:cstheme="minorHAnsi"/>
-                <w:color w:val="000000" w:themeColor="text1"/>
-              </w:rPr>
-              <w:t xml:space="preserve"> %}</w:t>
-            </w:r>
-          </w:p>
-          <w:p>
-            <w:pPr>
-              <w:rPr>
-                <w:rFonts w:eastAsia="Arial" w:cstheme="minorHAnsi"/>
-                <w:color w:val="000000" w:themeColor="text1"/>
-              </w:rPr>
-            </w:pPr>
-            <w:r>
-              <w:rPr>
-                <w:rFonts w:eastAsia="Arial" w:cstheme="minorHAnsi"/>
-                <w:color w:val="000000" w:themeColor="text1"/>
-              </w:rPr>
-              <w:t>{% for country in users[</w:t>
-            </w:r>
-            <w:proofErr w:type="spellStart"/>
-            <w:r>
-              <w:rPr>
-                <w:rFonts w:eastAsia="Arial" w:cstheme="minorHAnsi"/>
-                <w:color w:val="000000" w:themeColor="text1"/>
-              </w:rPr>
-              <w:t>i</w:t>
-            </w:r>
-            <w:proofErr w:type="spellEnd"/>
-            <w:r>
-              <w:rPr>
-                <w:rFonts w:eastAsia="Arial" w:cstheme="minorHAnsi"/>
-                <w:color w:val="000000" w:themeColor="text1"/>
-              </w:rPr>
-              <w:t>].</w:t>
-            </w:r>
-            <w:proofErr w:type="spellStart"/>
-            <w:r>
-              <w:rPr>
-                <w:rFonts w:eastAsia="Arial" w:cstheme="minorHAnsi"/>
-                <w:color w:val="000000" w:themeColor="text1"/>
-              </w:rPr>
-              <w:t>countries_of_citizenship</w:t>
-            </w:r>
-            <w:proofErr w:type="spellEnd"/>
-            <w:r>
-              <w:rPr>
-                <w:rFonts w:eastAsia="Arial" w:cstheme="minorHAnsi"/>
-                <w:color w:val="000000" w:themeColor="text1"/>
-              </w:rPr>
-              <w:t xml:space="preserve"> %}</w:t>
-            </w:r>
-          </w:p>
-          <w:p>
-            <w:pPr>
-              <w:rPr>
-                <w:rFonts w:eastAsia="Arial" w:cstheme="minorHAnsi"/>
-                <w:color w:val="000000" w:themeColor="text1"/>
-              </w:rPr>
-            </w:pPr>
-            <w:r>
-              <w:rPr>
-                <w:rFonts w:eastAsia="Arial" w:cstheme="minorHAnsi"/>
-                <w:color w:val="000000" w:themeColor="text1"/>
-              </w:rPr>
-              <w:t>{% if “</w:t>
-            </w:r>
-            <w:proofErr w:type="spellStart"/>
-            <w:r>
-              <w:rPr>
-                <w:rFonts w:eastAsia="Arial" w:cstheme="minorHAnsi"/>
-                <w:color w:val="000000" w:themeColor="text1"/>
-              </w:rPr>
-              <w:t>venezuela</w:t>
-            </w:r>
-            <w:proofErr w:type="spellEnd"/>
-            <w:r>
-              <w:rPr>
-                <w:rFonts w:eastAsia="Arial" w:cstheme="minorHAnsi"/>
-                <w:color w:val="000000" w:themeColor="text1"/>
-              </w:rPr>
-              <w:t>” not in country | lower %}</w:t>
+              <w:t>{{ users[i].countries_and_legal_status }}</w:t>
+            </w:r>
+          </w:p>
+          <w:p>
+            <w:pPr>
+              <w:rPr>
+                <w:rFonts w:eastAsia="Arial" w:cstheme="minorHAnsi"/>
+                <w:color w:val="000000" w:themeColor="text1"/>
+              </w:rPr>
+            </w:pPr>
+            <w:r>
+              <w:rPr>
+                <w:rFonts w:eastAsia="Arial" w:cstheme="minorHAnsi"/>
+                <w:color w:val="000000" w:themeColor="text1"/>
+              </w:rPr>
+              <w:t>{% endif %}</w:t>
+            </w:r>
+          </w:p>
+          <w:p>
+            <w:pPr>
+              <w:rPr>
+                <w:rFonts w:eastAsia="Arial" w:cstheme="minorHAnsi"/>
+                <w:color w:val="000000" w:themeColor="text1"/>
+              </w:rPr>
+            </w:pPr>
+            <w:r>
+              <w:rPr>
+                <w:rFonts w:eastAsia="Arial" w:cstheme="minorHAnsi"/>
+                <w:color w:val="000000" w:themeColor="text1"/>
+              </w:rPr>
+              <w:t>{% for country in users[i].countries_of_citizenship %}</w:t>
+            </w:r>
+          </w:p>
+          <w:p>
+            <w:pPr>
+              <w:rPr>
+                <w:rFonts w:eastAsia="Arial" w:cstheme="minorHAnsi"/>
+                <w:color w:val="000000" w:themeColor="text1"/>
+              </w:rPr>
+            </w:pPr>
+            <w:r>
+              <w:rPr>
+                <w:rFonts w:eastAsia="Arial" w:cstheme="minorHAnsi"/>
+                <w:color w:val="000000" w:themeColor="text1"/>
+              </w:rPr>
+              <w:t>{% if “venezuela” not in country | lower %}</w:t>
             </w:r>
           </w:p>
           <w:p>
@@ -3840,69 +2377,35 @@
               </w:rPr>
               <w:t>{{ country }}</w:t>
             </w:r>
-            <w:bookmarkStart w:id="0" w:name="_GoBack"/>
-            <w:bookmarkEnd w:id="0"/>
-          </w:p>
-          <w:p>
-            <w:pPr>
-              <w:rPr>
-                <w:rFonts w:eastAsia="Arial" w:cstheme="minorHAnsi"/>
-                <w:color w:val="000000" w:themeColor="text1"/>
-              </w:rPr>
-            </w:pPr>
-            <w:r>
-              <w:rPr>
-                <w:rFonts w:eastAsia="Arial" w:cstheme="minorHAnsi"/>
-                <w:color w:val="000000" w:themeColor="text1"/>
-              </w:rPr>
-              <w:t xml:space="preserve">{% </w:t>
-            </w:r>
-            <w:proofErr w:type="spellStart"/>
-            <w:r>
-              <w:rPr>
-                <w:rFonts w:eastAsia="Arial" w:cstheme="minorHAnsi"/>
-                <w:color w:val="000000" w:themeColor="text1"/>
-              </w:rPr>
-              <w:t>endif</w:t>
-            </w:r>
-            <w:proofErr w:type="spellEnd"/>
-            <w:r>
-              <w:rPr>
-                <w:rFonts w:eastAsia="Arial" w:cstheme="minorHAnsi"/>
-                <w:color w:val="000000" w:themeColor="text1"/>
-              </w:rPr>
-              <w:t xml:space="preserve"> %}</w:t>
-            </w:r>
-          </w:p>
-          <w:p>
-            <w:pPr>
-              <w:rPr>
-                <w:rFonts w:eastAsia="Arial" w:cstheme="minorHAnsi"/>
-                <w:color w:val="000000" w:themeColor="text1"/>
-              </w:rPr>
-            </w:pPr>
-            <w:r>
-              <w:rPr>
-                <w:rFonts w:eastAsia="Arial" w:cstheme="minorHAnsi"/>
-                <w:color w:val="000000" w:themeColor="text1"/>
-              </w:rPr>
-              <w:t xml:space="preserve">{% </w:t>
-            </w:r>
-            <w:proofErr w:type="spellStart"/>
-            <w:r>
-              <w:rPr>
-                <w:rFonts w:eastAsia="Arial" w:cstheme="minorHAnsi"/>
-                <w:color w:val="000000" w:themeColor="text1"/>
-              </w:rPr>
-              <w:t>endfor</w:t>
-            </w:r>
-            <w:proofErr w:type="spellEnd"/>
-            <w:r>
-              <w:rPr>
-                <w:rFonts w:eastAsia="Arial" w:cstheme="minorHAnsi"/>
-                <w:color w:val="000000" w:themeColor="text1"/>
-              </w:rPr>
-              <w:t xml:space="preserve"> %}</w:t>
+          </w:p>
+          <w:p>
+            <w:pPr>
+              <w:rPr>
+                <w:rFonts w:eastAsia="Arial" w:cstheme="minorHAnsi"/>
+                <w:color w:val="000000" w:themeColor="text1"/>
+              </w:rPr>
+            </w:pPr>
+            <w:r>
+              <w:rPr>
+                <w:rFonts w:eastAsia="Arial" w:cstheme="minorHAnsi"/>
+                <w:color w:val="000000" w:themeColor="text1"/>
+              </w:rPr>
+              <w:t>{% endif %}</w:t>
+            </w:r>
+          </w:p>
+          <w:p>
+            <w:pPr>
+              <w:rPr>
+                <w:rFonts w:eastAsia="Arial" w:cstheme="minorHAnsi"/>
+                <w:color w:val="000000" w:themeColor="text1"/>
+              </w:rPr>
+            </w:pPr>
+            <w:r>
+              <w:rPr>
+                <w:rFonts w:eastAsia="Arial" w:cstheme="minorHAnsi"/>
+                <w:color w:val="000000" w:themeColor="text1"/>
+              </w:rPr>
+              <w:t>{% endfor %}</w:t>
             </w:r>
           </w:p>
         </w:tc>
@@ -3951,7 +2454,6 @@
               </w:rPr>
               <w:t xml:space="preserve">{{ </w:t>
             </w:r>
-            <w:proofErr w:type="spellStart"/>
             <w:r>
               <w:rPr>
                 <w:rFonts w:eastAsia="Arial" w:cstheme="minorHAnsi"/>
@@ -3959,9 +2461,8 @@
                 <w:bCs/>
                 <w:color w:val="000000" w:themeColor="text1"/>
               </w:rPr>
-              <w:t>yesno</w:t>
-            </w:r>
-            <w:proofErr w:type="spellEnd"/>
+              <w:t>yesno(</w:t>
+            </w:r>
             <w:r>
               <w:rPr>
                 <w:rFonts w:eastAsia="Arial" w:cstheme="minorHAnsi"/>
@@ -3969,7 +2470,7 @@
                 <w:bCs/>
                 <w:color w:val="000000" w:themeColor="text1"/>
               </w:rPr>
-              <w:t>(</w:t>
+              <w:t>users[i].</w:t>
             </w:r>
             <w:r>
               <w:rPr>
@@ -3978,9 +2479,8 @@
                 <w:bCs/>
                 <w:color w:val="000000" w:themeColor="text1"/>
               </w:rPr>
-              <w:t>users[</w:t>
-            </w:r>
-            <w:proofErr w:type="spellStart"/>
+              <w:t>applied_for_other_</w:t>
+            </w:r>
             <w:r>
               <w:rPr>
                 <w:rFonts w:eastAsia="Arial" w:cstheme="minorHAnsi"/>
@@ -3988,9 +2488,8 @@
                 <w:bCs/>
                 <w:color w:val="000000" w:themeColor="text1"/>
               </w:rPr>
-              <w:t>i</w:t>
-            </w:r>
-            <w:proofErr w:type="spellEnd"/>
+              <w:t>immigration_</w:t>
+            </w:r>
             <w:r>
               <w:rPr>
                 <w:rFonts w:eastAsia="Arial" w:cstheme="minorHAnsi"/>
@@ -3998,18 +2497,33 @@
                 <w:bCs/>
                 <w:color w:val="000000" w:themeColor="text1"/>
               </w:rPr>
-              <w:t>].</w:t>
-            </w:r>
-            <w:proofErr w:type="spellStart"/>
-            <w:r>
+              <w:t>benefit) }}</w:t>
+            </w:r>
+          </w:p>
+          <w:p>
+            <w:pPr>
+              <w:rPr>
+                <w:rFonts w:eastAsia="Arial" w:cstheme="minorHAnsi"/>
+                <w:color w:val="000000" w:themeColor="text1"/>
+              </w:rPr>
+            </w:pPr>
+            <w:r>
+              <w:rPr>
+                <w:rFonts w:eastAsia="Arial" w:cstheme="minorHAnsi"/>
+                <w:color w:val="000000" w:themeColor="text1"/>
+              </w:rPr>
+              <w:t>{% if users[i].applied_for_other_immigration_benefit %}</w:t>
+            </w:r>
+          </w:p>
+          <w:p>
+            <w:pPr>
               <w:rPr>
                 <w:rFonts w:eastAsia="Arial" w:cstheme="minorHAnsi"/>
                 <w:b/>
                 <w:bCs/>
                 <w:color w:val="000000" w:themeColor="text1"/>
               </w:rPr>
-              <w:t>applied_for_other_</w:t>
-            </w:r>
+            </w:pPr>
             <w:r>
               <w:rPr>
                 <w:rFonts w:eastAsia="Arial" w:cstheme="minorHAnsi"/>
@@ -4017,132 +2531,7 @@
                 <w:bCs/>
                 <w:color w:val="000000" w:themeColor="text1"/>
               </w:rPr>
-              <w:t>immigration_</w:t>
-            </w:r>
-            <w:r>
-              <w:rPr>
-                <w:rFonts w:eastAsia="Arial" w:cstheme="minorHAnsi"/>
-                <w:b/>
-                <w:bCs/>
-                <w:color w:val="000000" w:themeColor="text1"/>
-              </w:rPr>
-              <w:t>benefit</w:t>
-            </w:r>
-            <w:proofErr w:type="spellEnd"/>
-            <w:r>
-              <w:rPr>
-                <w:rFonts w:eastAsia="Arial" w:cstheme="minorHAnsi"/>
-                <w:b/>
-                <w:bCs/>
-                <w:color w:val="000000" w:themeColor="text1"/>
-              </w:rPr>
-              <w:t>) }}</w:t>
-            </w:r>
-          </w:p>
-          <w:p>
-            <w:pPr>
-              <w:rPr>
-                <w:rFonts w:eastAsia="Arial" w:cstheme="minorHAnsi"/>
-                <w:color w:val="000000" w:themeColor="text1"/>
-              </w:rPr>
-            </w:pPr>
-            <w:r>
-              <w:rPr>
-                <w:rFonts w:eastAsia="Arial" w:cstheme="minorHAnsi"/>
-                <w:color w:val="000000" w:themeColor="text1"/>
-              </w:rPr>
-              <w:t>{% if users[</w:t>
-            </w:r>
-            <w:proofErr w:type="spellStart"/>
-            <w:r>
-              <w:rPr>
-                <w:rFonts w:eastAsia="Arial" w:cstheme="minorHAnsi"/>
-                <w:color w:val="000000" w:themeColor="text1"/>
-              </w:rPr>
-              <w:t>i</w:t>
-            </w:r>
-            <w:proofErr w:type="spellEnd"/>
-            <w:r>
-              <w:rPr>
-                <w:rFonts w:eastAsia="Arial" w:cstheme="minorHAnsi"/>
-                <w:color w:val="000000" w:themeColor="text1"/>
-              </w:rPr>
-              <w:t>].</w:t>
-            </w:r>
-            <w:proofErr w:type="spellStart"/>
-            <w:r>
-              <w:rPr>
-                <w:rFonts w:eastAsia="Arial" w:cstheme="minorHAnsi"/>
-                <w:color w:val="000000" w:themeColor="text1"/>
-              </w:rPr>
-              <w:t>applied_for_other_immigration_benefit</w:t>
-            </w:r>
-            <w:proofErr w:type="spellEnd"/>
-            <w:r>
-              <w:rPr>
-                <w:rFonts w:eastAsia="Arial" w:cstheme="minorHAnsi"/>
-                <w:color w:val="000000" w:themeColor="text1"/>
-              </w:rPr>
-              <w:t xml:space="preserve"> %}</w:t>
-            </w:r>
-          </w:p>
-          <w:p>
-            <w:pPr>
-              <w:rPr>
-                <w:rFonts w:eastAsia="Arial" w:cstheme="minorHAnsi"/>
-                <w:b/>
-                <w:bCs/>
-                <w:color w:val="000000" w:themeColor="text1"/>
-              </w:rPr>
-            </w:pPr>
-            <w:r>
-              <w:rPr>
-                <w:rFonts w:eastAsia="Arial" w:cstheme="minorHAnsi"/>
-                <w:b/>
-                <w:bCs/>
-                <w:color w:val="000000" w:themeColor="text1"/>
-              </w:rPr>
-              <w:t>{{users[</w:t>
-            </w:r>
-            <w:proofErr w:type="spellStart"/>
-            <w:r>
-              <w:rPr>
-                <w:rFonts w:eastAsia="Arial" w:cstheme="minorHAnsi"/>
-                <w:b/>
-                <w:bCs/>
-                <w:color w:val="000000" w:themeColor="text1"/>
-              </w:rPr>
-              <w:t>i</w:t>
-            </w:r>
-            <w:proofErr w:type="spellEnd"/>
-            <w:r>
-              <w:rPr>
-                <w:rFonts w:eastAsia="Arial" w:cstheme="minorHAnsi"/>
-                <w:b/>
-                <w:bCs/>
-                <w:color w:val="000000" w:themeColor="text1"/>
-              </w:rPr>
-              <w:t>].</w:t>
-            </w:r>
-            <w:proofErr w:type="spellStart"/>
-            <w:r>
-              <w:rPr>
-                <w:rFonts w:eastAsia="Arial" w:cstheme="minorHAnsi"/>
-                <w:b/>
-                <w:bCs/>
-                <w:color w:val="000000" w:themeColor="text1"/>
-              </w:rPr>
-              <w:t>applied_for_other_immigration_benefit_explanation</w:t>
-            </w:r>
-            <w:proofErr w:type="spellEnd"/>
-            <w:r>
-              <w:rPr>
-                <w:rFonts w:eastAsia="Arial" w:cstheme="minorHAnsi"/>
-                <w:b/>
-                <w:bCs/>
-                <w:color w:val="000000" w:themeColor="text1"/>
-              </w:rPr>
-              <w:t xml:space="preserve"> }}</w:t>
+              <w:t>{{users[i].applied_for_other_immigration_benefit_explanation }}</w:t>
             </w:r>
           </w:p>
           <w:p>
@@ -4237,55 +2626,7 @@
                 <w:rFonts w:cstheme="minorHAnsi"/>
                 <w:b/>
               </w:rPr>
-              <w:t xml:space="preserve">{{ </w:t>
-            </w:r>
-            <w:proofErr w:type="spellStart"/>
-            <w:r>
-              <w:rPr>
-                <w:rFonts w:cstheme="minorHAnsi"/>
-                <w:b/>
-              </w:rPr>
-              <w:t>yesno</w:t>
-            </w:r>
-            <w:proofErr w:type="spellEnd"/>
-            <w:r>
-              <w:rPr>
-                <w:rFonts w:cstheme="minorHAnsi"/>
-                <w:b/>
-              </w:rPr>
-              <w:t>(users[</w:t>
-            </w:r>
-            <w:proofErr w:type="spellStart"/>
-            <w:r>
-              <w:rPr>
-                <w:rFonts w:cstheme="minorHAnsi"/>
-                <w:b/>
-              </w:rPr>
-              <w:t>i</w:t>
-            </w:r>
-            <w:proofErr w:type="spellEnd"/>
-            <w:r>
-              <w:rPr>
-                <w:rFonts w:cstheme="minorHAnsi"/>
-                <w:b/>
-              </w:rPr>
-              <w:t>].</w:t>
-            </w:r>
-            <w:proofErr w:type="spellStart"/>
-            <w:r>
-              <w:rPr>
-                <w:rFonts w:cstheme="minorHAnsi"/>
-                <w:b/>
-              </w:rPr>
-              <w:t>in_removal_proceedings</w:t>
-            </w:r>
-            <w:proofErr w:type="spellEnd"/>
-            <w:r>
-              <w:rPr>
-                <w:rFonts w:cstheme="minorHAnsi"/>
-                <w:b/>
-              </w:rPr>
-              <w:t xml:space="preserve"> ) }}</w:t>
+              <w:t>{{ yesno(users[i].in_removal_proceedings ) }}</w:t>
             </w:r>
             <w:r>
               <w:rPr>
@@ -4294,47 +2635,7 @@
                 <w:iCs/>
                 <w:color w:val="000000" w:themeColor="text1"/>
               </w:rPr>
-              <w:t>{% if users[</w:t>
-            </w:r>
-            <w:proofErr w:type="spellStart"/>
-            <w:r>
-              <w:rPr>
-                <w:rFonts w:eastAsia="Arial" w:cstheme="minorHAnsi"/>
-                <w:i/>
-                <w:iCs/>
-                <w:color w:val="000000" w:themeColor="text1"/>
-              </w:rPr>
-              <w:t>i</w:t>
-            </w:r>
-            <w:proofErr w:type="spellEnd"/>
-            <w:r>
-              <w:rPr>
-                <w:rFonts w:eastAsia="Arial" w:cstheme="minorHAnsi"/>
-                <w:i/>
-                <w:iCs/>
-                <w:color w:val="000000" w:themeColor="text1"/>
-              </w:rPr>
-              <w:t>].</w:t>
-            </w:r>
-            <w:proofErr w:type="spellStart"/>
-            <w:r>
-              <w:rPr>
-                <w:rFonts w:eastAsia="Arial" w:cstheme="minorHAnsi"/>
-                <w:i/>
-                <w:iCs/>
-                <w:color w:val="000000" w:themeColor="text1"/>
-              </w:rPr>
-              <w:t>in_removal_proceedings</w:t>
-            </w:r>
-            <w:proofErr w:type="spellEnd"/>
-            <w:r>
-              <w:rPr>
-                <w:rFonts w:eastAsia="Arial" w:cstheme="minorHAnsi"/>
-                <w:i/>
-                <w:iCs/>
-                <w:color w:val="000000" w:themeColor="text1"/>
-              </w:rPr>
-              <w:t xml:space="preserve"> %}</w:t>
+              <w:t>{% if users[i].in_removal_proceedings %}</w:t>
             </w:r>
           </w:p>
           <w:p>
@@ -4366,47 +2667,7 @@
                 <w:bCs/>
                 <w:color w:val="000000" w:themeColor="text1"/>
               </w:rPr>
-              <w:t>{{ users[</w:t>
-            </w:r>
-            <w:proofErr w:type="spellStart"/>
-            <w:r>
-              <w:rPr>
-                <w:rFonts w:eastAsia="Arial" w:cstheme="minorHAnsi"/>
-                <w:b/>
-                <w:bCs/>
-                <w:color w:val="000000" w:themeColor="text1"/>
-              </w:rPr>
-              <w:t>i</w:t>
-            </w:r>
-            <w:proofErr w:type="spellEnd"/>
-            <w:r>
-              <w:rPr>
-                <w:rFonts w:eastAsia="Arial" w:cstheme="minorHAnsi"/>
-                <w:b/>
-                <w:bCs/>
-                <w:color w:val="000000" w:themeColor="text1"/>
-              </w:rPr>
-              <w:t>].</w:t>
-            </w:r>
-            <w:proofErr w:type="spellStart"/>
-            <w:r>
-              <w:rPr>
-                <w:rFonts w:eastAsia="Arial" w:cstheme="minorHAnsi"/>
-                <w:b/>
-                <w:bCs/>
-                <w:color w:val="000000" w:themeColor="text1"/>
-              </w:rPr>
-              <w:t>date_removal_proceedings_began</w:t>
-            </w:r>
-            <w:proofErr w:type="spellEnd"/>
-            <w:r>
-              <w:rPr>
-                <w:rFonts w:eastAsia="Arial" w:cstheme="minorHAnsi"/>
-                <w:b/>
-                <w:bCs/>
-                <w:color w:val="000000" w:themeColor="text1"/>
-              </w:rPr>
-              <w:t xml:space="preserve"> }}</w:t>
+              <w:t>{{ users[i].date_removal_proceedings_began }}</w:t>
             </w:r>
           </w:p>
           <w:p>
@@ -4436,47 +2697,7 @@
                 <w:bCs/>
                 <w:color w:val="000000" w:themeColor="text1"/>
               </w:rPr>
-              <w:t xml:space="preserve">  {{ users[</w:t>
-            </w:r>
-            <w:proofErr w:type="spellStart"/>
-            <w:r>
-              <w:rPr>
-                <w:rFonts w:eastAsia="Arial" w:cstheme="minorHAnsi"/>
-                <w:b/>
-                <w:bCs/>
-                <w:color w:val="000000" w:themeColor="text1"/>
-              </w:rPr>
-              <w:t>i</w:t>
-            </w:r>
-            <w:proofErr w:type="spellEnd"/>
-            <w:r>
-              <w:rPr>
-                <w:rFonts w:eastAsia="Arial" w:cstheme="minorHAnsi"/>
-                <w:b/>
-                <w:bCs/>
-                <w:color w:val="000000" w:themeColor="text1"/>
-              </w:rPr>
-              <w:t>].</w:t>
-            </w:r>
-            <w:proofErr w:type="spellStart"/>
-            <w:r>
-              <w:rPr>
-                <w:rFonts w:eastAsia="Arial" w:cstheme="minorHAnsi"/>
-                <w:b/>
-                <w:bCs/>
-                <w:color w:val="000000" w:themeColor="text1"/>
-              </w:rPr>
-              <w:t>location_removal_proceedings</w:t>
-            </w:r>
-            <w:proofErr w:type="spellEnd"/>
-            <w:r>
-              <w:rPr>
-                <w:rFonts w:eastAsia="Arial" w:cstheme="minorHAnsi"/>
-                <w:b/>
-                <w:bCs/>
-                <w:color w:val="000000" w:themeColor="text1"/>
-              </w:rPr>
-              <w:t xml:space="preserve"> }}</w:t>
+              <w:t xml:space="preserve">  {{ users[i].location_removal_proceedings }}</w:t>
             </w:r>
           </w:p>
           <w:p>
@@ -4517,47 +2738,7 @@
                 <w:iCs/>
                 <w:color w:val="000000" w:themeColor="text1"/>
               </w:rPr>
-              <w:t>{{ users[</w:t>
-            </w:r>
-            <w:proofErr w:type="spellStart"/>
-            <w:r>
-              <w:rPr>
-                <w:rFonts w:eastAsia="Arial" w:cstheme="minorHAnsi"/>
-                <w:b/>
-                <w:iCs/>
-                <w:color w:val="000000" w:themeColor="text1"/>
-              </w:rPr>
-              <w:t>i</w:t>
-            </w:r>
-            <w:proofErr w:type="spellEnd"/>
-            <w:r>
-              <w:rPr>
-                <w:rFonts w:eastAsia="Arial" w:cstheme="minorHAnsi"/>
-                <w:b/>
-                <w:iCs/>
-                <w:color w:val="000000" w:themeColor="text1"/>
-              </w:rPr>
-              <w:t>].</w:t>
-            </w:r>
-            <w:proofErr w:type="spellStart"/>
-            <w:r>
-              <w:rPr>
-                <w:rFonts w:eastAsia="Arial" w:cstheme="minorHAnsi"/>
-                <w:b/>
-                <w:iCs/>
-                <w:color w:val="000000" w:themeColor="text1"/>
-              </w:rPr>
-              <w:t>is_final_order_of_removal</w:t>
-            </w:r>
-            <w:proofErr w:type="spellEnd"/>
-            <w:r>
-              <w:rPr>
-                <w:rFonts w:eastAsia="Arial" w:cstheme="minorHAnsi"/>
-                <w:b/>
-                <w:iCs/>
-                <w:color w:val="000000" w:themeColor="text1"/>
-              </w:rPr>
-              <w:t xml:space="preserve"> }}</w:t>
+              <w:t>{{ users[i].is_final_order_of_removal }}</w:t>
             </w:r>
             <w:r>
               <w:rPr>
@@ -4566,27 +2747,7 @@
                 <w:iCs/>
                 <w:color w:val="000000" w:themeColor="text1"/>
               </w:rPr>
-              <w:t xml:space="preserve">{% </w:t>
-            </w:r>
-            <w:proofErr w:type="spellStart"/>
-            <w:r>
-              <w:rPr>
-                <w:rFonts w:eastAsia="Arial" w:cstheme="minorHAnsi"/>
-                <w:i/>
-                <w:iCs/>
-                <w:color w:val="000000" w:themeColor="text1"/>
-              </w:rPr>
-              <w:t>endif</w:t>
-            </w:r>
-            <w:proofErr w:type="spellEnd"/>
-            <w:r>
-              <w:rPr>
-                <w:rFonts w:eastAsia="Arial" w:cstheme="minorHAnsi"/>
-                <w:i/>
-                <w:iCs/>
-                <w:color w:val="000000" w:themeColor="text1"/>
-              </w:rPr>
-              <w:t xml:space="preserve"> %}</w:t>
+              <w:t>{% endif %}</w:t>
             </w:r>
           </w:p>
         </w:tc>
@@ -4682,200 +2843,95 @@
                 <w:rFonts w:cstheme="minorHAnsi"/>
                 <w:b/>
               </w:rPr>
-              <w:t xml:space="preserve">{{ </w:t>
-            </w:r>
-            <w:proofErr w:type="spellStart"/>
+              <w:t>{{ yesno(users[i].ever_arrested</w:t>
+            </w:r>
             <w:r>
               <w:rPr>
                 <w:rFonts w:cstheme="minorHAnsi"/>
                 <w:b/>
               </w:rPr>
-              <w:t>yesno</w:t>
-            </w:r>
-            <w:proofErr w:type="spellEnd"/>
+              <w:t>)</w:t>
+            </w:r>
             <w:r>
               <w:rPr>
                 <w:rFonts w:cstheme="minorHAnsi"/>
                 <w:b/>
               </w:rPr>
-              <w:t>(users[</w:t>
-            </w:r>
-            <w:proofErr w:type="spellStart"/>
-            <w:r>
+              <w:t xml:space="preserve"> }}</w:t>
+            </w:r>
+          </w:p>
+          <w:p>
+            <w:pPr>
+              <w:rPr>
+                <w:rFonts w:eastAsia="Arial" w:cstheme="minorHAnsi"/>
+                <w:color w:val="000000" w:themeColor="text1"/>
+              </w:rPr>
+            </w:pPr>
+          </w:p>
+          <w:p>
+            <w:pPr>
+              <w:rPr>
+                <w:rFonts w:eastAsia="Arial" w:cstheme="minorHAnsi"/>
+              </w:rPr>
+            </w:pPr>
+            <w:r>
+              <w:rPr>
+                <w:rFonts w:eastAsia="Arial" w:cstheme="minorHAnsi"/>
+              </w:rPr>
+              <w:t>List when/where/outcome of EVERY arrest, including those in US and outside of US (review certified dispositions &amp; applicant workbook</w:t>
+            </w:r>
+            <w:r>
+              <w:rPr>
+                <w:rFonts w:eastAsia="Arial" w:cstheme="minorHAnsi"/>
+              </w:rPr>
+              <w:t xml:space="preserve"> with legal supervisor</w:t>
+            </w:r>
+            <w:r>
+              <w:rPr>
+                <w:rFonts w:eastAsia="Arial" w:cstheme="minorHAnsi"/>
+              </w:rPr>
+              <w:t>):</w:t>
+            </w:r>
+          </w:p>
+          <w:p>
+            <w:pPr>
               <w:rPr>
                 <w:rFonts w:cstheme="minorHAnsi"/>
                 <w:b/>
               </w:rPr>
-              <w:t>i</w:t>
-            </w:r>
-            <w:proofErr w:type="spellEnd"/>
+            </w:pPr>
+            <w:r>
+              <w:rPr>
+                <w:rFonts w:eastAsia="Arial" w:cstheme="minorHAnsi"/>
+                <w:b/>
+                <w:bCs/>
+                <w:color w:val="000000" w:themeColor="text1"/>
+              </w:rPr>
+              <w:t xml:space="preserve">{% if </w:t>
+            </w:r>
             <w:r>
               <w:rPr>
                 <w:rFonts w:cstheme="minorHAnsi"/>
                 <w:b/>
               </w:rPr>
-              <w:t>].</w:t>
-            </w:r>
-            <w:proofErr w:type="spellStart"/>
+              <w:t>users[i].ever_arrested %}</w:t>
+            </w:r>
+          </w:p>
+          <w:p>
+            <w:pPr>
+              <w:rPr>
+                <w:rFonts w:eastAsia="Arial" w:cstheme="minorHAnsi"/>
+                <w:b/>
+                <w:bCs/>
+                <w:color w:val="000000" w:themeColor="text1"/>
+              </w:rPr>
+            </w:pPr>
             <w:r>
               <w:rPr>
                 <w:rFonts w:cstheme="minorHAnsi"/>
                 <w:b/>
               </w:rPr>
-              <w:t>ever_arrested</w:t>
-            </w:r>
-            <w:proofErr w:type="spellEnd"/>
-            <w:r>
-              <w:rPr>
-                <w:rFonts w:cstheme="minorHAnsi"/>
-                <w:b/>
-              </w:rPr>
-              <w:t>)</w:t>
-            </w:r>
-            <w:r>
-              <w:rPr>
-                <w:rFonts w:cstheme="minorHAnsi"/>
-                <w:b/>
-              </w:rPr>
-              <w:t xml:space="preserve"> }}</w:t>
-            </w:r>
-          </w:p>
-          <w:p>
-            <w:pPr>
-              <w:rPr>
-                <w:rFonts w:eastAsia="Arial" w:cstheme="minorHAnsi"/>
-                <w:color w:val="000000" w:themeColor="text1"/>
-              </w:rPr>
-            </w:pPr>
-          </w:p>
-          <w:p>
-            <w:pPr>
-              <w:rPr>
-                <w:rFonts w:eastAsia="Arial" w:cstheme="minorHAnsi"/>
-              </w:rPr>
-            </w:pPr>
-            <w:r>
-              <w:rPr>
-                <w:rFonts w:eastAsia="Arial" w:cstheme="minorHAnsi"/>
-              </w:rPr>
-              <w:t>List when/where/outcome of EVERY arrest, including those in US and outside of US (review certified dispositions &amp; applicant workbook</w:t>
-            </w:r>
-            <w:r>
-              <w:rPr>
-                <w:rFonts w:eastAsia="Arial" w:cstheme="minorHAnsi"/>
-              </w:rPr>
-              <w:t xml:space="preserve"> with legal supervisor</w:t>
-            </w:r>
-            <w:r>
-              <w:rPr>
-                <w:rFonts w:eastAsia="Arial" w:cstheme="minorHAnsi"/>
-              </w:rPr>
-              <w:t>):</w:t>
-            </w:r>
-          </w:p>
-          <w:p>
-            <w:pPr>
-              <w:rPr>
-                <w:rFonts w:cstheme="minorHAnsi"/>
-                <w:b/>
-              </w:rPr>
-            </w:pPr>
-            <w:r>
-              <w:rPr>
-                <w:rFonts w:eastAsia="Arial" w:cstheme="minorHAnsi"/>
-                <w:b/>
-                <w:bCs/>
-                <w:color w:val="000000" w:themeColor="text1"/>
-              </w:rPr>
-              <w:t xml:space="preserve">{% if </w:t>
-            </w:r>
-            <w:r>
-              <w:rPr>
-                <w:rFonts w:cstheme="minorHAnsi"/>
-                <w:b/>
-              </w:rPr>
-              <w:t>users[</w:t>
-            </w:r>
-            <w:proofErr w:type="spellStart"/>
-            <w:r>
-              <w:rPr>
-                <w:rFonts w:cstheme="minorHAnsi"/>
-                <w:b/>
-              </w:rPr>
-              <w:t>i</w:t>
-            </w:r>
-            <w:proofErr w:type="spellEnd"/>
-            <w:r>
-              <w:rPr>
-                <w:rFonts w:cstheme="minorHAnsi"/>
-                <w:b/>
-              </w:rPr>
-              <w:t>].</w:t>
-            </w:r>
-            <w:proofErr w:type="spellStart"/>
-            <w:r>
-              <w:rPr>
-                <w:rFonts w:cstheme="minorHAnsi"/>
-                <w:b/>
-              </w:rPr>
-              <w:t>ever_arrested</w:t>
-            </w:r>
-            <w:proofErr w:type="spellEnd"/>
-            <w:r>
-              <w:rPr>
-                <w:rFonts w:cstheme="minorHAnsi"/>
-                <w:b/>
-              </w:rPr>
-              <w:t xml:space="preserve"> %}</w:t>
-            </w:r>
-          </w:p>
-          <w:p>
-            <w:pPr>
-              <w:rPr>
-                <w:rFonts w:eastAsia="Arial" w:cstheme="minorHAnsi"/>
-                <w:b/>
-                <w:bCs/>
-                <w:color w:val="000000" w:themeColor="text1"/>
-              </w:rPr>
-            </w:pPr>
-            <w:r>
-              <w:rPr>
-                <w:rFonts w:cstheme="minorHAnsi"/>
-                <w:b/>
-              </w:rPr>
-              <w:t>{{ users[</w:t>
-            </w:r>
-            <w:proofErr w:type="spellStart"/>
-            <w:r>
-              <w:rPr>
-                <w:rFonts w:cstheme="minorHAnsi"/>
-                <w:b/>
-              </w:rPr>
-              <w:t>i</w:t>
-            </w:r>
-            <w:proofErr w:type="spellEnd"/>
-            <w:r>
-              <w:rPr>
-                <w:rFonts w:cstheme="minorHAnsi"/>
-                <w:b/>
-              </w:rPr>
-              <w:t>].</w:t>
-            </w:r>
-            <w:proofErr w:type="spellStart"/>
-            <w:r>
-              <w:rPr>
-                <w:rFonts w:cstheme="minorHAnsi"/>
-                <w:b/>
-              </w:rPr>
-              <w:t>arrest_details</w:t>
-            </w:r>
-            <w:proofErr w:type="spellEnd"/>
-            <w:r>
-              <w:rPr>
-                <w:rFonts w:cstheme="minorHAnsi"/>
-                <w:b/>
-              </w:rPr>
-              <w:t xml:space="preserve"> }}</w:t>
+              <w:t>{{ users[i].arrest_details }}</w:t>
             </w:r>
           </w:p>
           <w:p>
@@ -5011,61 +3067,7 @@
                 <w:b/>
                 <w:color w:val="000000" w:themeColor="text1"/>
               </w:rPr>
-              <w:t xml:space="preserve">{{ </w:t>
-            </w:r>
-            <w:proofErr w:type="spellStart"/>
-            <w:r>
-              <w:rPr>
-                <w:rFonts w:eastAsia="Arial" w:cstheme="minorHAnsi"/>
-                <w:b/>
-                <w:color w:val="000000" w:themeColor="text1"/>
-              </w:rPr>
-              <w:t>yesno</w:t>
-            </w:r>
-            <w:proofErr w:type="spellEnd"/>
-            <w:r>
-              <w:rPr>
-                <w:rFonts w:eastAsia="Arial" w:cstheme="minorHAnsi"/>
-                <w:b/>
-                <w:color w:val="000000" w:themeColor="text1"/>
-              </w:rPr>
-              <w:t>(users[</w:t>
-            </w:r>
-            <w:proofErr w:type="spellStart"/>
-            <w:r>
-              <w:rPr>
-                <w:rFonts w:eastAsia="Arial" w:cstheme="minorHAnsi"/>
-                <w:b/>
-                <w:color w:val="000000" w:themeColor="text1"/>
-              </w:rPr>
-              <w:t>i</w:t>
-            </w:r>
-            <w:proofErr w:type="spellEnd"/>
-            <w:r>
-              <w:rPr>
-                <w:rFonts w:eastAsia="Arial" w:cstheme="minorHAnsi"/>
-                <w:b/>
-                <w:color w:val="000000" w:themeColor="text1"/>
-              </w:rPr>
-              <w:t>].</w:t>
-            </w:r>
-            <w:proofErr w:type="spellStart"/>
-            <w:r>
-              <w:rPr>
-                <w:rFonts w:eastAsia="Arial" w:cstheme="minorHAnsi"/>
-                <w:b/>
-                <w:color w:val="000000" w:themeColor="text1"/>
-              </w:rPr>
-              <w:t>claimed_us_citizenship</w:t>
-            </w:r>
-            <w:proofErr w:type="spellEnd"/>
-            <w:r>
-              <w:rPr>
-                <w:rFonts w:eastAsia="Arial" w:cstheme="minorHAnsi"/>
-                <w:b/>
-                <w:color w:val="000000" w:themeColor="text1"/>
-              </w:rPr>
-              <w:t>) }}</w:t>
+              <w:t>{{ yesno(users[i].claimed_us_citizenship) }}</w:t>
             </w:r>
           </w:p>
         </w:tc>
@@ -5123,69 +3125,15 @@
                 <w:b/>
                 <w:color w:val="000000" w:themeColor="text1"/>
               </w:rPr>
-              <w:t xml:space="preserve">{{ </w:t>
-            </w:r>
-            <w:proofErr w:type="spellStart"/>
-            <w:r>
-              <w:rPr>
-                <w:rFonts w:eastAsia="Arial" w:cstheme="minorHAnsi"/>
-                <w:b/>
-                <w:color w:val="000000" w:themeColor="text1"/>
-              </w:rPr>
-              <w:t>yes</w:t>
-            </w:r>
-            <w:r>
-              <w:rPr>
-                <w:rFonts w:eastAsia="Arial" w:cstheme="minorHAnsi"/>
-                <w:b/>
-                <w:color w:val="000000" w:themeColor="text1"/>
-              </w:rPr>
-              <w:t>no</w:t>
-            </w:r>
-            <w:proofErr w:type="spellEnd"/>
-            <w:r>
-              <w:rPr>
-                <w:rFonts w:eastAsia="Arial" w:cstheme="minorHAnsi"/>
-                <w:b/>
-                <w:color w:val="000000" w:themeColor="text1"/>
-              </w:rPr>
-              <w:t>(users[</w:t>
-            </w:r>
-            <w:proofErr w:type="spellStart"/>
-            <w:r>
-              <w:rPr>
-                <w:rFonts w:eastAsia="Arial" w:cstheme="minorHAnsi"/>
-                <w:b/>
-                <w:color w:val="000000" w:themeColor="text1"/>
-              </w:rPr>
-              <w:t>i</w:t>
-            </w:r>
-            <w:proofErr w:type="spellEnd"/>
-            <w:r>
-              <w:rPr>
-                <w:rFonts w:eastAsia="Arial" w:cstheme="minorHAnsi"/>
-                <w:b/>
-                <w:color w:val="000000" w:themeColor="text1"/>
-              </w:rPr>
-              <w:t>].</w:t>
-            </w:r>
-            <w:proofErr w:type="spellStart"/>
-            <w:r>
-              <w:rPr>
-                <w:rFonts w:eastAsia="Arial" w:cstheme="minorHAnsi"/>
-                <w:b/>
-                <w:color w:val="000000" w:themeColor="text1"/>
-              </w:rPr>
-              <w:t>gang_affiliation</w:t>
-            </w:r>
-            <w:proofErr w:type="spellEnd"/>
-            <w:r>
-              <w:rPr>
-                <w:rFonts w:eastAsia="Arial" w:cstheme="minorHAnsi"/>
-                <w:b/>
-                <w:color w:val="000000" w:themeColor="text1"/>
-              </w:rPr>
-              <w:t>) }}</w:t>
+              <w:t>{{ yes</w:t>
+            </w:r>
+            <w:r>
+              <w:rPr>
+                <w:rFonts w:eastAsia="Arial" w:cstheme="minorHAnsi"/>
+                <w:b/>
+                <w:color w:val="000000" w:themeColor="text1"/>
+              </w:rPr>
+              <w:t>no(users[i].gang_affiliation) }}</w:t>
             </w:r>
           </w:p>
         </w:tc>
@@ -5243,61 +3191,7 @@
                 <w:b/>
                 <w:color w:val="000000" w:themeColor="text1"/>
               </w:rPr>
-              <w:t xml:space="preserve">{{ </w:t>
-            </w:r>
-            <w:proofErr w:type="spellStart"/>
-            <w:r>
-              <w:rPr>
-                <w:rFonts w:eastAsia="Arial" w:cstheme="minorHAnsi"/>
-                <w:b/>
-                <w:color w:val="000000" w:themeColor="text1"/>
-              </w:rPr>
-              <w:t>yesno</w:t>
-            </w:r>
-            <w:proofErr w:type="spellEnd"/>
-            <w:r>
-              <w:rPr>
-                <w:rFonts w:eastAsia="Arial" w:cstheme="minorHAnsi"/>
-                <w:b/>
-                <w:color w:val="000000" w:themeColor="text1"/>
-              </w:rPr>
-              <w:t>(users[</w:t>
-            </w:r>
-            <w:proofErr w:type="spellStart"/>
-            <w:r>
-              <w:rPr>
-                <w:rFonts w:eastAsia="Arial" w:cstheme="minorHAnsi"/>
-                <w:b/>
-                <w:color w:val="000000" w:themeColor="text1"/>
-              </w:rPr>
-              <w:t>i</w:t>
-            </w:r>
-            <w:proofErr w:type="spellEnd"/>
-            <w:r>
-              <w:rPr>
-                <w:rFonts w:eastAsia="Arial" w:cstheme="minorHAnsi"/>
-                <w:b/>
-                <w:color w:val="000000" w:themeColor="text1"/>
-              </w:rPr>
-              <w:t>].</w:t>
-            </w:r>
-            <w:proofErr w:type="spellStart"/>
-            <w:r>
-              <w:rPr>
-                <w:rFonts w:eastAsia="Arial" w:cstheme="minorHAnsi"/>
-                <w:b/>
-                <w:color w:val="000000" w:themeColor="text1"/>
-              </w:rPr>
-              <w:t>served_military</w:t>
-            </w:r>
-            <w:proofErr w:type="spellEnd"/>
-            <w:r>
-              <w:rPr>
-                <w:rFonts w:eastAsia="Arial" w:cstheme="minorHAnsi"/>
-                <w:b/>
-                <w:color w:val="000000" w:themeColor="text1"/>
-              </w:rPr>
-              <w:t>) }}</w:t>
+              <w:t>{{ yesno(users[i].served_military) }}</w:t>
             </w:r>
           </w:p>
         </w:tc>
@@ -5355,61 +3249,7 @@
                 <w:b/>
                 <w:color w:val="000000" w:themeColor="text1"/>
               </w:rPr>
-              <w:t xml:space="preserve">{{ </w:t>
-            </w:r>
-            <w:proofErr w:type="spellStart"/>
-            <w:r>
-              <w:rPr>
-                <w:rFonts w:eastAsia="Arial" w:cstheme="minorHAnsi"/>
-                <w:b/>
-                <w:color w:val="000000" w:themeColor="text1"/>
-              </w:rPr>
-              <w:t>yesno</w:t>
-            </w:r>
-            <w:proofErr w:type="spellEnd"/>
-            <w:r>
-              <w:rPr>
-                <w:rFonts w:eastAsia="Arial" w:cstheme="minorHAnsi"/>
-                <w:b/>
-                <w:color w:val="000000" w:themeColor="text1"/>
-              </w:rPr>
-              <w:t>(users[</w:t>
-            </w:r>
-            <w:proofErr w:type="spellStart"/>
-            <w:r>
-              <w:rPr>
-                <w:rFonts w:eastAsia="Arial" w:cstheme="minorHAnsi"/>
-                <w:b/>
-                <w:color w:val="000000" w:themeColor="text1"/>
-              </w:rPr>
-              <w:t>i</w:t>
-            </w:r>
-            <w:proofErr w:type="spellEnd"/>
-            <w:r>
-              <w:rPr>
-                <w:rFonts w:eastAsia="Arial" w:cstheme="minorHAnsi"/>
-                <w:b/>
-                <w:color w:val="000000" w:themeColor="text1"/>
-              </w:rPr>
-              <w:t>].</w:t>
-            </w:r>
-            <w:proofErr w:type="spellStart"/>
-            <w:r>
-              <w:rPr>
-                <w:rFonts w:eastAsia="Arial" w:cstheme="minorHAnsi"/>
-                <w:b/>
-                <w:color w:val="000000" w:themeColor="text1"/>
-              </w:rPr>
-              <w:t>acted_as_terrorist</w:t>
-            </w:r>
-            <w:proofErr w:type="spellEnd"/>
-            <w:r>
-              <w:rPr>
-                <w:rFonts w:eastAsia="Arial" w:cstheme="minorHAnsi"/>
-                <w:b/>
-                <w:color w:val="000000" w:themeColor="text1"/>
-              </w:rPr>
-              <w:t>) }}</w:t>
+              <w:t>{{ yesno(users[i].acted_as_terrorist) }}</w:t>
             </w:r>
           </w:p>
         </w:tc>
@@ -5435,7 +3275,7 @@
 </file>
 
 <file path=word/endnotes.xml><?xml version="1.0" encoding="utf-8"?>
-<w:endnotes xmlns:wpc="http://schemas.microsoft.com/office/word/2010/wordprocessingCanvas" xmlns:cx="http://schemas.microsoft.com/office/drawing/2014/chartex" xmlns:cx1="http://schemas.microsoft.com/office/drawing/2015/9/8/chartex" xmlns:mc="http://schemas.openxmlformats.org/markup-compatibility/2006" xmlns:o="urn:schemas-microsoft-com:office:office" xmlns:r="http://schemas.openxmlformats.org/officeDocument/2006/relationships" xmlns:m="http://schemas.openxmlformats.org/officeDocument/2006/math" xmlns:v="urn:schemas-microsoft-com:vml" xmlns:wp14="http://schemas.microsoft.com/office/word/2010/wordprocessingDrawing" xmlns:wp="http://schemas.openxmlformats.org/drawingml/2006/wordprocessingDrawing" xmlns:w10="urn:schemas-microsoft-com:office:word" xmlns:w="http://schemas.openxmlformats.org/wordprocessingml/2006/main" xmlns:w14="http://schemas.microsoft.com/office/word/2010/wordml" xmlns:w15="http://schemas.microsoft.com/office/word/2012/wordml" xmlns:w16se="http://schemas.microsoft.com/office/word/2015/wordml/symex" xmlns:wpg="http://schemas.microsoft.com/office/word/2010/wordprocessingGroup" xmlns:wpi="http://schemas.microsoft.com/office/word/2010/wordprocessingInk" xmlns:wne="http://schemas.microsoft.com/office/word/2006/wordml" xmlns:wps="http://schemas.microsoft.com/office/word/2010/wordprocessingShape" mc:Ignorable="w14 w15 w16se wp14">
+<w:endnotes xmlns:wpc="http://schemas.microsoft.com/office/word/2010/wordprocessingCanvas" xmlns:cx="http://schemas.microsoft.com/office/drawing/2014/chartex" xmlns:cx1="http://schemas.microsoft.com/office/drawing/2015/9/8/chartex" xmlns:cx2="http://schemas.microsoft.com/office/drawing/2015/10/21/chartex" xmlns:cx3="http://schemas.microsoft.com/office/drawing/2016/5/9/chartex" xmlns:cx4="http://schemas.microsoft.com/office/drawing/2016/5/10/chartex" xmlns:cx5="http://schemas.microsoft.com/office/drawing/2016/5/11/chartex" xmlns:cx6="http://schemas.microsoft.com/office/drawing/2016/5/12/chartex" xmlns:cx7="http://schemas.microsoft.com/office/drawing/2016/5/13/chartex" xmlns:cx8="http://schemas.microsoft.com/office/drawing/2016/5/14/chartex" xmlns:mc="http://schemas.openxmlformats.org/markup-compatibility/2006" xmlns:aink="http://schemas.microsoft.com/office/drawing/2016/ink" xmlns:am3d="http://schemas.microsoft.com/office/drawing/2017/model3d" xmlns:o="urn:schemas-microsoft-com:office:office" xmlns:oel="http://schemas.microsoft.com/office/2019/extlst" xmlns:r="http://schemas.openxmlformats.org/officeDocument/2006/relationships" xmlns:m="http://schemas.openxmlformats.org/officeDocument/2006/math" xmlns:v="urn:schemas-microsoft-com:vml" xmlns:wp14="http://schemas.microsoft.com/office/word/2010/wordprocessingDrawing" xmlns:wp="http://schemas.openxmlformats.org/drawingml/2006/wordprocessingDrawing" xmlns:w10="urn:schemas-microsoft-com:office:word" xmlns:w="http://schemas.openxmlformats.org/wordprocessingml/2006/main" xmlns:w14="http://schemas.microsoft.com/office/word/2010/wordml" xmlns:w15="http://schemas.microsoft.com/office/word/2012/wordml" xmlns:w16cex="http://schemas.microsoft.com/office/word/2018/wordml/cex" xmlns:w16cid="http://schemas.microsoft.com/office/word/2016/wordml/cid" xmlns:w16="http://schemas.microsoft.com/office/word/2018/wordml" xmlns:w16du="http://schemas.microsoft.com/office/word/2023/wordml/word16du" xmlns:w16sdtdh="http://schemas.microsoft.com/office/word/2020/wordml/sdtdatahash" xmlns:w16sdtfl="http://schemas.microsoft.com/office/word/2024/wordml/sdtformatlock" xmlns:w16se="http://schemas.microsoft.com/office/word/2015/wordml/symex" xmlns:wpg="http://schemas.microsoft.com/office/word/2010/wordprocessingGroup" xmlns:wpi="http://schemas.microsoft.com/office/word/2010/wordprocessingInk" xmlns:wne="http://schemas.microsoft.com/office/word/2006/wordml" xmlns:wps="http://schemas.microsoft.com/office/word/2010/wordprocessingShape" mc:Ignorable="w14 w15 w16se w16cid w16 w16cex w16sdtdh w16sdtfl w16du wp14">
   <w:endnote w:type="separator" w:id="-1">
     <w:p>
       <w:pPr>
@@ -5467,79 +3307,12 @@
 </file>
 
 <file path=word/footer1.xml><?xml version="1.0" encoding="utf-8"?>
-<w:ftr xmlns:wpc="http://schemas.microsoft.com/office/word/2010/wordprocessingCanvas" xmlns:cx="http://schemas.microsoft.com/office/drawing/2014/chartex" xmlns:cx1="http://schemas.microsoft.com/office/drawing/2015/9/8/chartex" xmlns:mc="http://schemas.openxmlformats.org/markup-compatibility/2006" xmlns:o="urn:schemas-microsoft-com:office:office" xmlns:r="http://schemas.openxmlformats.org/officeDocument/2006/relationships" xmlns:m="http://schemas.openxmlformats.org/officeDocument/2006/math" xmlns:v="urn:schemas-microsoft-com:vml" xmlns:wp14="http://schemas.microsoft.com/office/word/2010/wordprocessingDrawing" xmlns:wp="http://schemas.openxmlformats.org/drawingml/2006/wordprocessingDrawing" xmlns:w10="urn:schemas-microsoft-com:office:word" xmlns:w="http://schemas.openxmlformats.org/wordprocessingml/2006/main" xmlns:w14="http://schemas.microsoft.com/office/word/2010/wordml" xmlns:w15="http://schemas.microsoft.com/office/word/2012/wordml" xmlns:w16se="http://schemas.microsoft.com/office/word/2015/wordml/symex" xmlns:wpg="http://schemas.microsoft.com/office/word/2010/wordprocessingGroup" xmlns:wpi="http://schemas.microsoft.com/office/word/2010/wordprocessingInk" xmlns:wne="http://schemas.microsoft.com/office/word/2006/wordml" xmlns:wps="http://schemas.microsoft.com/office/word/2010/wordprocessingShape" mc:Ignorable="w14 w15 w16se wp14">
+<w:ftr xmlns:wpc="http://schemas.microsoft.com/office/word/2010/wordprocessingCanvas" xmlns:cx="http://schemas.microsoft.com/office/drawing/2014/chartex" xmlns:cx1="http://schemas.microsoft.com/office/drawing/2015/9/8/chartex" xmlns:cx2="http://schemas.microsoft.com/office/drawing/2015/10/21/chartex" xmlns:cx3="http://schemas.microsoft.com/office/drawing/2016/5/9/chartex" xmlns:cx4="http://schemas.microsoft.com/office/drawing/2016/5/10/chartex" xmlns:cx5="http://schemas.microsoft.com/office/drawing/2016/5/11/chartex" xmlns:cx6="http://schemas.microsoft.com/office/drawing/2016/5/12/chartex" xmlns:cx7="http://schemas.microsoft.com/office/drawing/2016/5/13/chartex" xmlns:cx8="http://schemas.microsoft.com/office/drawing/2016/5/14/chartex" xmlns:mc="http://schemas.openxmlformats.org/markup-compatibility/2006" xmlns:aink="http://schemas.microsoft.com/office/drawing/2016/ink" xmlns:am3d="http://schemas.microsoft.com/office/drawing/2017/model3d" xmlns:o="urn:schemas-microsoft-com:office:office" xmlns:oel="http://schemas.microsoft.com/office/2019/extlst" xmlns:r="http://schemas.openxmlformats.org/officeDocument/2006/relationships" xmlns:m="http://schemas.openxmlformats.org/officeDocument/2006/math" xmlns:v="urn:schemas-microsoft-com:vml" xmlns:wp14="http://schemas.microsoft.com/office/word/2010/wordprocessingDrawing" xmlns:wp="http://schemas.openxmlformats.org/drawingml/2006/wordprocessingDrawing" xmlns:w10="urn:schemas-microsoft-com:office:word" xmlns:w="http://schemas.openxmlformats.org/wordprocessingml/2006/main" xmlns:w14="http://schemas.microsoft.com/office/word/2010/wordml" xmlns:w15="http://schemas.microsoft.com/office/word/2012/wordml" xmlns:w16cex="http://schemas.microsoft.com/office/word/2018/wordml/cex" xmlns:w16cid="http://schemas.microsoft.com/office/word/2016/wordml/cid" xmlns:w16="http://schemas.microsoft.com/office/word/2018/wordml" xmlns:w16du="http://schemas.microsoft.com/office/word/2023/wordml/word16du" xmlns:w16sdtdh="http://schemas.microsoft.com/office/word/2020/wordml/sdtdatahash" xmlns:w16sdtfl="http://schemas.microsoft.com/office/word/2024/wordml/sdtformatlock" xmlns:w16se="http://schemas.microsoft.com/office/word/2015/wordml/symex" xmlns:wpg="http://schemas.microsoft.com/office/word/2010/wordprocessingGroup" xmlns:wpi="http://schemas.microsoft.com/office/word/2010/wordprocessingInk" xmlns:wne="http://schemas.microsoft.com/office/word/2006/wordml" xmlns:wps="http://schemas.microsoft.com/office/word/2010/wordprocessingShape" mc:Ignorable="w14 w15 w16se w16cid w16 w16cex w16sdtdh w16sdtfl w16du wp14">
   <w:p>
     <w:pPr>
       <w:pStyle w:val="Footer"/>
       <w:jc w:val="right"/>
     </w:pPr>
-    <w:r>
-      <w:rPr>
-        <w:noProof/>
-      </w:rPr>
-      <w:drawing>
-        <wp:anchor distT="0" distB="0" distL="114300" distR="114300" simplePos="0" relativeHeight="251658240" behindDoc="0" locked="0" layoutInCell="1" allowOverlap="1" wp14:anchorId="6CD0EBD0" wp14:editId="50DEBEAF">
-          <wp:simplePos x="0" y="0"/>
-          <wp:positionH relativeFrom="margin">
-            <wp:posOffset>-63500</wp:posOffset>
-          </wp:positionH>
-          <wp:positionV relativeFrom="paragraph">
-            <wp:posOffset>6350</wp:posOffset>
-          </wp:positionV>
-          <wp:extent cx="2018665" cy="420370"/>
-          <wp:effectExtent l="0" t="0" r="635" b="0"/>
-          <wp:wrapNone/>
-          <wp:docPr id="336509105" name="Picture 336509105" descr="A black background with red and blue text&#10;&#10;Description automatically generated"/>
-          <wp:cNvGraphicFramePr>
-            <a:graphicFrameLocks xmlns:a="http://schemas.openxmlformats.org/drawingml/2006/main" noChangeAspect="1"/>
-          </wp:cNvGraphicFramePr>
-          <a:graphic xmlns:a="http://schemas.openxmlformats.org/drawingml/2006/main">
-            <a:graphicData uri="http://schemas.openxmlformats.org/drawingml/2006/picture">
-              <pic:pic xmlns:pic="http://schemas.openxmlformats.org/drawingml/2006/picture">
-                <pic:nvPicPr>
-                  <pic:cNvPr id="336509105" name="Picture 336509105" descr="A black background with red and blue text&#10;&#10;Description automatically generated"/>
-                  <pic:cNvPicPr>
-                    <a:picLocks noChangeAspect="1" noChangeArrowheads="1"/>
-                  </pic:cNvPicPr>
-                </pic:nvPicPr>
-                <pic:blipFill>
-                  <a:blip r:embed="rId1">
-                    <a:extLst>
-                      <a:ext uri="{28A0092B-C50C-407E-A947-70E740481C1C}">
-                        <a14:useLocalDpi xmlns:a14="http://schemas.microsoft.com/office/drawing/2010/main" val="0"/>
-                      </a:ext>
-                    </a:extLst>
-                  </a:blip>
-                  <a:srcRect/>
-                  <a:stretch>
-                    <a:fillRect/>
-                  </a:stretch>
-                </pic:blipFill>
-                <pic:spPr bwMode="auto">
-                  <a:xfrm>
-                    <a:off x="0" y="0"/>
-                    <a:ext cx="2018665" cy="420370"/>
-                  </a:xfrm>
-                  <a:prstGeom prst="rect">
-                    <a:avLst/>
-                  </a:prstGeom>
-                  <a:noFill/>
-                  <a:ln>
-                    <a:noFill/>
-                  </a:ln>
-                </pic:spPr>
-              </pic:pic>
-            </a:graphicData>
-          </a:graphic>
-          <wp14:sizeRelH relativeFrom="margin">
-            <wp14:pctWidth>0</wp14:pctWidth>
-          </wp14:sizeRelH>
-          <wp14:sizeRelV relativeFrom="margin">
-            <wp14:pctHeight>0</wp14:pctHeight>
-          </wp14:sizeRelV>
-        </wp:anchor>
-      </w:drawing>
-    </w:r>
     <w:r>
       <w:t xml:space="preserve">Rev. </w:t>
     </w:r>
@@ -5551,7 +3324,7 @@
 </file>
 
 <file path=word/footnotes.xml><?xml version="1.0" encoding="utf-8"?>
-<w:footnotes xmlns:wpc="http://schemas.microsoft.com/office/word/2010/wordprocessingCanvas" xmlns:cx="http://schemas.microsoft.com/office/drawing/2014/chartex" xmlns:cx1="http://schemas.microsoft.com/office/drawing/2015/9/8/chartex" xmlns:mc="http://schemas.openxmlformats.org/markup-compatibility/2006" xmlns:o="urn:schemas-microsoft-com:office:office" xmlns:r="http://schemas.openxmlformats.org/officeDocument/2006/relationships" xmlns:m="http://schemas.openxmlformats.org/officeDocument/2006/math" xmlns:v="urn:schemas-microsoft-com:vml" xmlns:wp14="http://schemas.microsoft.com/office/word/2010/wordprocessingDrawing" xmlns:wp="http://schemas.openxmlformats.org/drawingml/2006/wordprocessingDrawing" xmlns:w10="urn:schemas-microsoft-com:office:word" xmlns:w="http://schemas.openxmlformats.org/wordprocessingml/2006/main" xmlns:w14="http://schemas.microsoft.com/office/word/2010/wordml" xmlns:w15="http://schemas.microsoft.com/office/word/2012/wordml" xmlns:w16se="http://schemas.microsoft.com/office/word/2015/wordml/symex" xmlns:wpg="http://schemas.microsoft.com/office/word/2010/wordprocessingGroup" xmlns:wpi="http://schemas.microsoft.com/office/word/2010/wordprocessingInk" xmlns:wne="http://schemas.microsoft.com/office/word/2006/wordml" xmlns:wps="http://schemas.microsoft.com/office/word/2010/wordprocessingShape" mc:Ignorable="w14 w15 w16se wp14">
+<w:footnotes xmlns:wpc="http://schemas.microsoft.com/office/word/2010/wordprocessingCanvas" xmlns:cx="http://schemas.microsoft.com/office/drawing/2014/chartex" xmlns:cx1="http://schemas.microsoft.com/office/drawing/2015/9/8/chartex" xmlns:cx2="http://schemas.microsoft.com/office/drawing/2015/10/21/chartex" xmlns:cx3="http://schemas.microsoft.com/office/drawing/2016/5/9/chartex" xmlns:cx4="http://schemas.microsoft.com/office/drawing/2016/5/10/chartex" xmlns:cx5="http://schemas.microsoft.com/office/drawing/2016/5/11/chartex" xmlns:cx6="http://schemas.microsoft.com/office/drawing/2016/5/12/chartex" xmlns:cx7="http://schemas.microsoft.com/office/drawing/2016/5/13/chartex" xmlns:cx8="http://schemas.microsoft.com/office/drawing/2016/5/14/chartex" xmlns:mc="http://schemas.openxmlformats.org/markup-compatibility/2006" xmlns:aink="http://schemas.microsoft.com/office/drawing/2016/ink" xmlns:am3d="http://schemas.microsoft.com/office/drawing/2017/model3d" xmlns:o="urn:schemas-microsoft-com:office:office" xmlns:oel="http://schemas.microsoft.com/office/2019/extlst" xmlns:r="http://schemas.openxmlformats.org/officeDocument/2006/relationships" xmlns:m="http://schemas.openxmlformats.org/officeDocument/2006/math" xmlns:v="urn:schemas-microsoft-com:vml" xmlns:wp14="http://schemas.microsoft.com/office/word/2010/wordprocessingDrawing" xmlns:wp="http://schemas.openxmlformats.org/drawingml/2006/wordprocessingDrawing" xmlns:w10="urn:schemas-microsoft-com:office:word" xmlns:w="http://schemas.openxmlformats.org/wordprocessingml/2006/main" xmlns:w14="http://schemas.microsoft.com/office/word/2010/wordml" xmlns:w15="http://schemas.microsoft.com/office/word/2012/wordml" xmlns:w16cex="http://schemas.microsoft.com/office/word/2018/wordml/cex" xmlns:w16cid="http://schemas.microsoft.com/office/word/2016/wordml/cid" xmlns:w16="http://schemas.microsoft.com/office/word/2018/wordml" xmlns:w16du="http://schemas.microsoft.com/office/word/2023/wordml/word16du" xmlns:w16sdtdh="http://schemas.microsoft.com/office/word/2020/wordml/sdtdatahash" xmlns:w16sdtfl="http://schemas.microsoft.com/office/word/2024/wordml/sdtformatlock" xmlns:w16se="http://schemas.microsoft.com/office/word/2015/wordml/symex" xmlns:wpg="http://schemas.microsoft.com/office/word/2010/wordprocessingGroup" xmlns:wpi="http://schemas.microsoft.com/office/word/2010/wordprocessingInk" xmlns:wne="http://schemas.microsoft.com/office/word/2006/wordml" xmlns:wps="http://schemas.microsoft.com/office/word/2010/wordprocessingShape" mc:Ignorable="w14 w15 w16se w16cid w16 w16cex w16sdtdh w16sdtfl w16du wp14">
   <w:footnote w:type="separator" w:id="-1">
     <w:p>
       <w:pPr>
@@ -5583,7 +3356,7 @@
 </file>
 
 <file path=word/header1.xml><?xml version="1.0" encoding="utf-8"?>
-<w:hdr xmlns:wpc="http://schemas.microsoft.com/office/word/2010/wordprocessingCanvas" xmlns:cx="http://schemas.microsoft.com/office/drawing/2014/chartex" xmlns:cx1="http://schemas.microsoft.com/office/drawing/2015/9/8/chartex" xmlns:mc="http://schemas.openxmlformats.org/markup-compatibility/2006" xmlns:o="urn:schemas-microsoft-com:office:office" xmlns:r="http://schemas.openxmlformats.org/officeDocument/2006/relationships" xmlns:m="http://schemas.openxmlformats.org/officeDocument/2006/math" xmlns:v="urn:schemas-microsoft-com:vml" xmlns:wp14="http://schemas.microsoft.com/office/word/2010/wordprocessingDrawing" xmlns:wp="http://schemas.openxmlformats.org/drawingml/2006/wordprocessingDrawing" xmlns:w10="urn:schemas-microsoft-com:office:word" xmlns:w="http://schemas.openxmlformats.org/wordprocessingml/2006/main" xmlns:w14="http://schemas.microsoft.com/office/word/2010/wordml" xmlns:w15="http://schemas.microsoft.com/office/word/2012/wordml" xmlns:w16se="http://schemas.microsoft.com/office/word/2015/wordml/symex" xmlns:wpg="http://schemas.microsoft.com/office/word/2010/wordprocessingGroup" xmlns:wpi="http://schemas.microsoft.com/office/word/2010/wordprocessingInk" xmlns:wne="http://schemas.microsoft.com/office/word/2006/wordml" xmlns:wps="http://schemas.microsoft.com/office/word/2010/wordprocessingShape" mc:Ignorable="w14 w15 w16se wp14">
+<w:hdr xmlns:wpc="http://schemas.microsoft.com/office/word/2010/wordprocessingCanvas" xmlns:cx="http://schemas.microsoft.com/office/drawing/2014/chartex" xmlns:cx1="http://schemas.microsoft.com/office/drawing/2015/9/8/chartex" xmlns:cx2="http://schemas.microsoft.com/office/drawing/2015/10/21/chartex" xmlns:cx3="http://schemas.microsoft.com/office/drawing/2016/5/9/chartex" xmlns:cx4="http://schemas.microsoft.com/office/drawing/2016/5/10/chartex" xmlns:cx5="http://schemas.microsoft.com/office/drawing/2016/5/11/chartex" xmlns:cx6="http://schemas.microsoft.com/office/drawing/2016/5/12/chartex" xmlns:cx7="http://schemas.microsoft.com/office/drawing/2016/5/13/chartex" xmlns:cx8="http://schemas.microsoft.com/office/drawing/2016/5/14/chartex" xmlns:mc="http://schemas.openxmlformats.org/markup-compatibility/2006" xmlns:aink="http://schemas.microsoft.com/office/drawing/2016/ink" xmlns:am3d="http://schemas.microsoft.com/office/drawing/2017/model3d" xmlns:o="urn:schemas-microsoft-com:office:office" xmlns:oel="http://schemas.microsoft.com/office/2019/extlst" xmlns:r="http://schemas.openxmlformats.org/officeDocument/2006/relationships" xmlns:m="http://schemas.openxmlformats.org/officeDocument/2006/math" xmlns:v="urn:schemas-microsoft-com:vml" xmlns:wp14="http://schemas.microsoft.com/office/word/2010/wordprocessingDrawing" xmlns:wp="http://schemas.openxmlformats.org/drawingml/2006/wordprocessingDrawing" xmlns:w10="urn:schemas-microsoft-com:office:word" xmlns:w="http://schemas.openxmlformats.org/wordprocessingml/2006/main" xmlns:w14="http://schemas.microsoft.com/office/word/2010/wordml" xmlns:w15="http://schemas.microsoft.com/office/word/2012/wordml" xmlns:w16cex="http://schemas.microsoft.com/office/word/2018/wordml/cex" xmlns:w16cid="http://schemas.microsoft.com/office/word/2016/wordml/cid" xmlns:w16="http://schemas.microsoft.com/office/word/2018/wordml" xmlns:w16du="http://schemas.microsoft.com/office/word/2023/wordml/word16du" xmlns:w16sdtdh="http://schemas.microsoft.com/office/word/2020/wordml/sdtdatahash" xmlns:w16sdtfl="http://schemas.microsoft.com/office/word/2024/wordml/sdtformatlock" xmlns:w16se="http://schemas.microsoft.com/office/word/2015/wordml/symex" xmlns:wpg="http://schemas.microsoft.com/office/word/2010/wordprocessingGroup" xmlns:wpi="http://schemas.microsoft.com/office/word/2010/wordprocessingInk" xmlns:wne="http://schemas.microsoft.com/office/word/2006/wordml" xmlns:wps="http://schemas.microsoft.com/office/word/2010/wordprocessingShape" mc:Ignorable="w14 w15 w16se w16cid w16 w16cex w16sdtdh w16sdtfl w16du wp14">
   <w:p>
     <w:pPr>
       <w:jc w:val="center"/>
@@ -5614,7 +3387,7 @@
 </file>
 
 <file path=word/numbering.xml><?xml version="1.0" encoding="utf-8"?>
-<w:numbering xmlns:wpc="http://schemas.microsoft.com/office/word/2010/wordprocessingCanvas" xmlns:cx="http://schemas.microsoft.com/office/drawing/2014/chartex" xmlns:cx1="http://schemas.microsoft.com/office/drawing/2015/9/8/chartex" xmlns:mc="http://schemas.openxmlformats.org/markup-compatibility/2006" xmlns:o="urn:schemas-microsoft-com:office:office" xmlns:r="http://schemas.openxmlformats.org/officeDocument/2006/relationships" xmlns:m="http://schemas.openxmlformats.org/officeDocument/2006/math" xmlns:v="urn:schemas-microsoft-com:vml" xmlns:wp14="http://schemas.microsoft.com/office/word/2010/wordprocessingDrawing" xmlns:wp="http://schemas.openxmlformats.org/drawingml/2006/wordprocessingDrawing" xmlns:w10="urn:schemas-microsoft-com:office:word" xmlns:w="http://schemas.openxmlformats.org/wordprocessingml/2006/main" xmlns:w14="http://schemas.microsoft.com/office/word/2010/wordml" xmlns:w15="http://schemas.microsoft.com/office/word/2012/wordml" xmlns:w16se="http://schemas.microsoft.com/office/word/2015/wordml/symex" xmlns:wpg="http://schemas.microsoft.com/office/word/2010/wordprocessingGroup" xmlns:wpi="http://schemas.microsoft.com/office/word/2010/wordprocessingInk" xmlns:wne="http://schemas.microsoft.com/office/word/2006/wordml" xmlns:wps="http://schemas.microsoft.com/office/word/2010/wordprocessingShape" mc:Ignorable="w14 w15 w16se wp14">
+<w:numbering xmlns:wpc="http://schemas.microsoft.com/office/word/2010/wordprocessingCanvas" xmlns:cx="http://schemas.microsoft.com/office/drawing/2014/chartex" xmlns:cx1="http://schemas.microsoft.com/office/drawing/2015/9/8/chartex" xmlns:cx2="http://schemas.microsoft.com/office/drawing/2015/10/21/chartex" xmlns:cx3="http://schemas.microsoft.com/office/drawing/2016/5/9/chartex" xmlns:cx4="http://schemas.microsoft.com/office/drawing/2016/5/10/chartex" xmlns:cx5="http://schemas.microsoft.com/office/drawing/2016/5/11/chartex" xmlns:cx6="http://schemas.microsoft.com/office/drawing/2016/5/12/chartex" xmlns:cx7="http://schemas.microsoft.com/office/drawing/2016/5/13/chartex" xmlns:cx8="http://schemas.microsoft.com/office/drawing/2016/5/14/chartex" xmlns:mc="http://schemas.openxmlformats.org/markup-compatibility/2006" xmlns:aink="http://schemas.microsoft.com/office/drawing/2016/ink" xmlns:am3d="http://schemas.microsoft.com/office/drawing/2017/model3d" xmlns:o="urn:schemas-microsoft-com:office:office" xmlns:oel="http://schemas.microsoft.com/office/2019/extlst" xmlns:r="http://schemas.openxmlformats.org/officeDocument/2006/relationships" xmlns:m="http://schemas.openxmlformats.org/officeDocument/2006/math" xmlns:v="urn:schemas-microsoft-com:vml" xmlns:wp14="http://schemas.microsoft.com/office/word/2010/wordprocessingDrawing" xmlns:wp="http://schemas.openxmlformats.org/drawingml/2006/wordprocessingDrawing" xmlns:w10="urn:schemas-microsoft-com:office:word" xmlns:w="http://schemas.openxmlformats.org/wordprocessingml/2006/main" xmlns:w14="http://schemas.microsoft.com/office/word/2010/wordml" xmlns:w15="http://schemas.microsoft.com/office/word/2012/wordml" xmlns:w16cex="http://schemas.microsoft.com/office/word/2018/wordml/cex" xmlns:w16cid="http://schemas.microsoft.com/office/word/2016/wordml/cid" xmlns:w16="http://schemas.microsoft.com/office/word/2018/wordml" xmlns:w16du="http://schemas.microsoft.com/office/word/2023/wordml/word16du" xmlns:w16sdtdh="http://schemas.microsoft.com/office/word/2020/wordml/sdtdatahash" xmlns:w16sdtfl="http://schemas.microsoft.com/office/word/2024/wordml/sdtformatlock" xmlns:w16se="http://schemas.microsoft.com/office/word/2015/wordml/symex" xmlns:wpg="http://schemas.microsoft.com/office/word/2010/wordprocessingGroup" xmlns:wpi="http://schemas.microsoft.com/office/word/2010/wordprocessingInk" xmlns:wne="http://schemas.microsoft.com/office/word/2006/wordml" xmlns:wps="http://schemas.microsoft.com/office/word/2010/wordprocessingShape" mc:Ignorable="w14 w15 w16se w16cid w16 w16cex w16sdtdh w16sdtfl w16du wp14">
   <w:abstractNum w:abstractNumId="0" w15:restartNumberingAfterBreak="0">
     <w:nsid w:val="003E6EAF"/>
     <w:multiLevelType w:val="multilevel"/>
@@ -8289,73 +6062,73 @@
       </w:pPr>
     </w:lvl>
   </w:abstractNum>
-  <w:num w:numId="1">
+  <w:num w:numId="1" w16cid:durableId="1155027418">
     <w:abstractNumId w:val="12"/>
   </w:num>
-  <w:num w:numId="2">
+  <w:num w:numId="2" w16cid:durableId="1441029661">
     <w:abstractNumId w:val="5"/>
   </w:num>
-  <w:num w:numId="3">
+  <w:num w:numId="3" w16cid:durableId="631403784">
     <w:abstractNumId w:val="22"/>
   </w:num>
-  <w:num w:numId="4">
+  <w:num w:numId="4" w16cid:durableId="1785226459">
     <w:abstractNumId w:val="20"/>
   </w:num>
-  <w:num w:numId="5">
+  <w:num w:numId="5" w16cid:durableId="174003121">
     <w:abstractNumId w:val="13"/>
   </w:num>
-  <w:num w:numId="6">
+  <w:num w:numId="6" w16cid:durableId="1083647808">
     <w:abstractNumId w:val="2"/>
   </w:num>
-  <w:num w:numId="7">
+  <w:num w:numId="7" w16cid:durableId="918177374">
     <w:abstractNumId w:val="19"/>
   </w:num>
-  <w:num w:numId="8">
+  <w:num w:numId="8" w16cid:durableId="1176649747">
     <w:abstractNumId w:val="21"/>
   </w:num>
-  <w:num w:numId="9">
+  <w:num w:numId="9" w16cid:durableId="569194577">
     <w:abstractNumId w:val="8"/>
   </w:num>
-  <w:num w:numId="10">
+  <w:num w:numId="10" w16cid:durableId="319963229">
     <w:abstractNumId w:val="10"/>
   </w:num>
-  <w:num w:numId="11">
+  <w:num w:numId="11" w16cid:durableId="467548178">
     <w:abstractNumId w:val="7"/>
   </w:num>
-  <w:num w:numId="12">
+  <w:num w:numId="12" w16cid:durableId="1591894087">
     <w:abstractNumId w:val="4"/>
   </w:num>
-  <w:num w:numId="13">
+  <w:num w:numId="13" w16cid:durableId="1111821745">
     <w:abstractNumId w:val="1"/>
   </w:num>
-  <w:num w:numId="14">
+  <w:num w:numId="14" w16cid:durableId="1450588622">
     <w:abstractNumId w:val="14"/>
   </w:num>
-  <w:num w:numId="15">
+  <w:num w:numId="15" w16cid:durableId="180125148">
     <w:abstractNumId w:val="0"/>
   </w:num>
-  <w:num w:numId="16">
+  <w:num w:numId="16" w16cid:durableId="1057508232">
     <w:abstractNumId w:val="11"/>
   </w:num>
-  <w:num w:numId="17">
+  <w:num w:numId="17" w16cid:durableId="1792360489">
     <w:abstractNumId w:val="6"/>
   </w:num>
-  <w:num w:numId="18">
+  <w:num w:numId="18" w16cid:durableId="1268657235">
     <w:abstractNumId w:val="3"/>
   </w:num>
-  <w:num w:numId="19">
+  <w:num w:numId="19" w16cid:durableId="416026385">
     <w:abstractNumId w:val="16"/>
   </w:num>
-  <w:num w:numId="20">
+  <w:num w:numId="20" w16cid:durableId="1291787066">
     <w:abstractNumId w:val="24"/>
   </w:num>
-  <w:num w:numId="21">
+  <w:num w:numId="21" w16cid:durableId="823666213">
     <w:abstractNumId w:val="9"/>
   </w:num>
-  <w:num w:numId="22">
+  <w:num w:numId="22" w16cid:durableId="768476469">
     <w:abstractNumId w:val="17"/>
   </w:num>
-  <w:num w:numId="23">
+  <w:num w:numId="23" w16cid:durableId="634683161">
     <w:abstractNumId w:val="17"/>
     <w:lvlOverride w:ilvl="0">
       <w:startOverride w:val="1"/>
@@ -8385,20 +6158,20 @@
       <w:startOverride w:val="1"/>
     </w:lvlOverride>
   </w:num>
-  <w:num w:numId="24">
+  <w:num w:numId="24" w16cid:durableId="433478476">
     <w:abstractNumId w:val="18"/>
   </w:num>
-  <w:num w:numId="25">
+  <w:num w:numId="25" w16cid:durableId="2081170686">
     <w:abstractNumId w:val="23"/>
   </w:num>
-  <w:num w:numId="26">
+  <w:num w:numId="26" w16cid:durableId="293099214">
     <w:abstractNumId w:val="15"/>
   </w:num>
 </w:numbering>
 </file>
 
 <file path=word/styles.xml><?xml version="1.0" encoding="utf-8"?>
-<w:styles xmlns:mc="http://schemas.openxmlformats.org/markup-compatibility/2006" xmlns:r="http://schemas.openxmlformats.org/officeDocument/2006/relationships" xmlns:w="http://schemas.openxmlformats.org/wordprocessingml/2006/main" xmlns:w14="http://schemas.microsoft.com/office/word/2010/wordml" xmlns:w15="http://schemas.microsoft.com/office/word/2012/wordml" xmlns:w16se="http://schemas.microsoft.com/office/word/2015/wordml/symex" mc:Ignorable="w14 w15 w16se">
+<w:styles xmlns:mc="http://schemas.openxmlformats.org/markup-compatibility/2006" xmlns:r="http://schemas.openxmlformats.org/officeDocument/2006/relationships" xmlns:w="http://schemas.openxmlformats.org/wordprocessingml/2006/main" xmlns:w14="http://schemas.microsoft.com/office/word/2010/wordml" xmlns:w15="http://schemas.microsoft.com/office/word/2012/wordml" xmlns:w16cex="http://schemas.microsoft.com/office/word/2018/wordml/cex" xmlns:w16cid="http://schemas.microsoft.com/office/word/2016/wordml/cid" xmlns:w16="http://schemas.microsoft.com/office/word/2018/wordml" xmlns:w16du="http://schemas.microsoft.com/office/word/2023/wordml/word16du" xmlns:w16sdtdh="http://schemas.microsoft.com/office/word/2020/wordml/sdtdatahash" xmlns:w16sdtfl="http://schemas.microsoft.com/office/word/2024/wordml/sdtformatlock" xmlns:w16se="http://schemas.microsoft.com/office/word/2015/wordml/symex" mc:Ignorable="w14 w15 w16se w16cid w16 w16cex w16sdtdh w16sdtfl w16du">
   <w:docDefaults>
     <w:rPrDefault>
       <w:rPr>
@@ -8414,7 +6187,7 @@
       </w:pPr>
     </w:pPrDefault>
   </w:docDefaults>
-  <w:latentStyles w:defLockedState="0" w:defUIPriority="99" w:defSemiHidden="0" w:defUnhideWhenUsed="0" w:defQFormat="0" w:count="371">
+  <w:latentStyles w:defLockedState="0" w:defUIPriority="99" w:defSemiHidden="0" w:defUnhideWhenUsed="0" w:defQFormat="0" w:count="376">
     <w:lsdException w:name="Normal" w:uiPriority="0" w:qFormat="1"/>
     <w:lsdException w:name="heading 1" w:uiPriority="9" w:qFormat="1"/>
     <w:lsdException w:name="heading 2" w:semiHidden="1" w:uiPriority="9" w:unhideWhenUsed="1" w:qFormat="1"/>
@@ -8786,6 +6559,11 @@
     <w:lsdException w:name="List Table 5 Dark Accent 6" w:uiPriority="50"/>
     <w:lsdException w:name="List Table 6 Colorful Accent 6" w:uiPriority="51"/>
     <w:lsdException w:name="List Table 7 Colorful Accent 6" w:uiPriority="52"/>
+    <w:lsdException w:name="Mention" w:semiHidden="1" w:unhideWhenUsed="1"/>
+    <w:lsdException w:name="Smart Hyperlink" w:semiHidden="1" w:unhideWhenUsed="1"/>
+    <w:lsdException w:name="Hashtag" w:semiHidden="1" w:unhideWhenUsed="1"/>
+    <w:lsdException w:name="Unresolved Mention" w:semiHidden="1" w:unhideWhenUsed="1"/>
+    <w:lsdException w:name="Smart Link" w:semiHidden="1" w:unhideWhenUsed="1"/>
   </w:latentStyles>
   <w:style w:type="paragraph" w:default="1" w:styleId="Normal">
     <w:name w:val="Normal"/>
@@ -8819,8 +6597,8 @@
     <w:semiHidden/>
     <w:unhideWhenUsed/>
   </w:style>
-  <w:style w:type="character" w:customStyle="1" w:styleId="Mention">
-    <w:name w:val="Mention"/>
+  <w:style w:type="character" w:customStyle="1" w:styleId="Mention1">
+    <w:name w:val="Mention1"/>
     <w:basedOn w:val="DefaultParagraphFont"/>
     <w:uiPriority w:val="99"/>
     <w:unhideWhenUsed/>
@@ -9022,8 +6800,8 @@
       <w:u w:val="single"/>
     </w:rPr>
   </w:style>
-  <w:style w:type="character" w:customStyle="1" w:styleId="UnresolvedMention">
-    <w:name w:val="Unresolved Mention"/>
+  <w:style w:type="character" w:customStyle="1" w:styleId="UnresolvedMention1">
+    <w:name w:val="Unresolved Mention1"/>
     <w:basedOn w:val="DefaultParagraphFont"/>
     <w:uiPriority w:val="99"/>
     <w:semiHidden/>
@@ -9299,26 +7077,10 @@
 </file>
 
 <file path=customXml/item1.xml><?xml version="1.0" encoding="utf-8"?>
-<?mso-contentType ?>
-<FormTemplates xmlns="http://schemas.microsoft.com/sharepoint/v3/contenttype/forms">
-  <Display>DocumentLibraryForm</Display>
-  <Edit>DocumentLibraryForm</Edit>
-  <New>DocumentLibraryForm</New>
-</FormTemplates>
+<b:Sources xmlns:b="http://schemas.openxmlformats.org/officeDocument/2006/bibliography" xmlns="http://schemas.openxmlformats.org/officeDocument/2006/bibliography" SelectedStyle="\APASixthEditionOfficeOnline.xsl" StyleName="APA" Version="6"/>
 </file>
 
 <file path=customXml/item2.xml><?xml version="1.0" encoding="utf-8"?>
-<p:properties xmlns:p="http://schemas.microsoft.com/office/2006/metadata/properties" xmlns:xsi="http://www.w3.org/2001/XMLSchema-instance" xmlns:pc="http://schemas.microsoft.com/office/infopath/2007/PartnerControls">
-  <documentManagement>
-    <TaxCatchAll xmlns="fc2e0b91-73db-4711-986b-9e7114b1c780" xsi:nil="true"/>
-    <lcf76f155ced4ddcb4097134ff3c332f xmlns="aa22b7f0-1c77-4983-9187-bff8e7aaefd5">
-      <Terms xmlns="http://schemas.microsoft.com/office/infopath/2007/PartnerControls"/>
-    </lcf76f155ced4ddcb4097134ff3c332f>
-  </documentManagement>
-</p:properties>
-</file>
-
-<file path=customXml/item3.xml><?xml version="1.0" encoding="utf-8"?>
 <ct:contentTypeSchema xmlns:ct="http://schemas.microsoft.com/office/2006/metadata/contentType" xmlns:ma="http://schemas.microsoft.com/office/2006/metadata/properties/metaAttributes" ct:_="" ma:_="" ma:contentTypeName="Document" ma:contentTypeID="0x01010041FCC52ECBA99C44897D8B99E45B6EB2" ma:contentTypeVersion="18" ma:contentTypeDescription="Create a new document." ma:contentTypeScope="" ma:versionID="043990ad1d428359a5afb12abf111747">
   <xsd:schema xmlns:xsd="http://www.w3.org/2001/XMLSchema" xmlns:xs="http://www.w3.org/2001/XMLSchema" xmlns:p="http://schemas.microsoft.com/office/2006/metadata/properties" xmlns:ns2="aa22b7f0-1c77-4983-9187-bff8e7aaefd5" xmlns:ns3="fc2e0b91-73db-4711-986b-9e7114b1c780" targetNamespace="http://schemas.microsoft.com/office/2006/metadata/properties" ma:root="true" ma:fieldsID="0bb377ea73dee0866193549ecf1cd094" ns2:_="" ns3:_="">
     <xsd:import namespace="aa22b7f0-1c77-4983-9187-bff8e7aaefd5"/>
@@ -9561,30 +7323,35 @@
 </ct:contentTypeSchema>
 </file>
 
+<file path=customXml/item3.xml><?xml version="1.0" encoding="utf-8"?>
+<p:properties xmlns:p="http://schemas.microsoft.com/office/2006/metadata/properties" xmlns:xsi="http://www.w3.org/2001/XMLSchema-instance" xmlns:pc="http://schemas.microsoft.com/office/infopath/2007/PartnerControls">
+  <documentManagement>
+    <TaxCatchAll xmlns="fc2e0b91-73db-4711-986b-9e7114b1c780" xsi:nil="true"/>
+    <lcf76f155ced4ddcb4097134ff3c332f xmlns="aa22b7f0-1c77-4983-9187-bff8e7aaefd5">
+      <Terms xmlns="http://schemas.microsoft.com/office/infopath/2007/PartnerControls"/>
+    </lcf76f155ced4ddcb4097134ff3c332f>
+  </documentManagement>
+</p:properties>
+</file>
+
 <file path=customXml/item4.xml><?xml version="1.0" encoding="utf-8"?>
-<b:Sources xmlns:b="http://schemas.openxmlformats.org/officeDocument/2006/bibliography" xmlns="http://schemas.openxmlformats.org/officeDocument/2006/bibliography" SelectedStyle="\APASixthEditionOfficeOnline.xsl" StyleName="APA" Version="6"/>
+<?mso-contentType ?>
+<FormTemplates xmlns="http://schemas.microsoft.com/sharepoint/v3/contenttype/forms">
+  <Display>DocumentLibraryForm</Display>
+  <Edit>DocumentLibraryForm</Edit>
+  <New>DocumentLibraryForm</New>
+</FormTemplates>
 </file>
 
 <file path=customXml/itemProps1.xml><?xml version="1.0" encoding="utf-8"?>
-<ds:datastoreItem xmlns:ds="http://schemas.openxmlformats.org/officeDocument/2006/customXml" ds:itemID="{0FB444FD-6FB0-4921-90E4-F556484BE332}">
+<ds:datastoreItem xmlns:ds="http://schemas.openxmlformats.org/officeDocument/2006/customXml" ds:itemID="{C76E4C22-145D-4F6E-8841-84251260405D}">
   <ds:schemaRefs>
-    <ds:schemaRef ds:uri="http://schemas.microsoft.com/sharepoint/v3/contenttype/forms"/>
+    <ds:schemaRef ds:uri="http://schemas.openxmlformats.org/officeDocument/2006/bibliography"/>
   </ds:schemaRefs>
 </ds:datastoreItem>
 </file>
 
 <file path=customXml/itemProps2.xml><?xml version="1.0" encoding="utf-8"?>
-<ds:datastoreItem xmlns:ds="http://schemas.openxmlformats.org/officeDocument/2006/customXml" ds:itemID="{E7064DC1-E222-4E67-9E9B-99CF32FE5210}">
-  <ds:schemaRefs>
-    <ds:schemaRef ds:uri="http://schemas.microsoft.com/office/2006/metadata/properties"/>
-    <ds:schemaRef ds:uri="http://schemas.microsoft.com/office/infopath/2007/PartnerControls"/>
-    <ds:schemaRef ds:uri="fc2e0b91-73db-4711-986b-9e7114b1c780"/>
-    <ds:schemaRef ds:uri="aa22b7f0-1c77-4983-9187-bff8e7aaefd5"/>
-  </ds:schemaRefs>
-</ds:datastoreItem>
-</file>
-
-<file path=customXml/itemProps3.xml><?xml version="1.0" encoding="utf-8"?>
 <ds:datastoreItem xmlns:ds="http://schemas.openxmlformats.org/officeDocument/2006/customXml" ds:itemID="{8DF2B26D-D152-4AE1-870E-3A385C9A0935}">
   <ds:schemaRefs>
     <ds:schemaRef ds:uri="http://schemas.microsoft.com/office/2006/metadata/contentType"/>
@@ -9603,10 +7370,21 @@
 </ds:datastoreItem>
 </file>
 
+<file path=customXml/itemProps3.xml><?xml version="1.0" encoding="utf-8"?>
+<ds:datastoreItem xmlns:ds="http://schemas.openxmlformats.org/officeDocument/2006/customXml" ds:itemID="{E7064DC1-E222-4E67-9E9B-99CF32FE5210}">
+  <ds:schemaRefs>
+    <ds:schemaRef ds:uri="http://schemas.microsoft.com/office/2006/metadata/properties"/>
+    <ds:schemaRef ds:uri="http://schemas.microsoft.com/office/infopath/2007/PartnerControls"/>
+    <ds:schemaRef ds:uri="fc2e0b91-73db-4711-986b-9e7114b1c780"/>
+    <ds:schemaRef ds:uri="aa22b7f0-1c77-4983-9187-bff8e7aaefd5"/>
+  </ds:schemaRefs>
+</ds:datastoreItem>
+</file>
+
 <file path=customXml/itemProps4.xml><?xml version="1.0" encoding="utf-8"?>
-<ds:datastoreItem xmlns:ds="http://schemas.openxmlformats.org/officeDocument/2006/customXml" ds:itemID="{C76E4C22-145D-4F6E-8841-84251260405D}">
+<ds:datastoreItem xmlns:ds="http://schemas.openxmlformats.org/officeDocument/2006/customXml" ds:itemID="{0FB444FD-6FB0-4921-90E4-F556484BE332}">
   <ds:schemaRefs>
-    <ds:schemaRef ds:uri="http://schemas.openxmlformats.org/officeDocument/2006/bibliography"/>
+    <ds:schemaRef ds:uri="http://schemas.microsoft.com/sharepoint/v3/contenttype/forms"/>
   </ds:schemaRefs>
 </ds:datastoreItem>
 </file>